--- a/5th semester/Комьютерные сети/лр3/Основы администрирования маршрутизируемых.docx
+++ b/5th semester/Комьютерные сети/лр3/Основы администрирования маршрутизируемых.docx
@@ -120,22 +120,14 @@
         <w:rPr>
           <w:color w:val="000000"/>
         </w:rPr>
-        <w:t xml:space="preserve">Компьютерные </w:t>
-      </w:r>
-      <w:proofErr w:type="gramStart"/>
+        <w:t xml:space="preserve">Компьютерные сети </w:t>
+      </w:r>
       <w:r>
         <w:rPr>
           <w:color w:val="000000"/>
         </w:rPr>
-        <w:t xml:space="preserve">сети </w:t>
-      </w:r>
-      <w:r>
-        <w:rPr>
-          <w:color w:val="000000"/>
-        </w:rPr>
         <w:t>»</w:t>
       </w:r>
-      <w:proofErr w:type="gramEnd"/>
     </w:p>
     <w:p>
       <w:pPr>
@@ -154,7 +146,6 @@
         <w:rPr>
           <w:b/>
           <w:highlight w:val="yellow"/>
-          <w:lang w:val="en-US"/>
         </w:rPr>
       </w:pPr>
       <w:r>
@@ -284,6 +275,72 @@
       <w:r>
         <w:rPr>
           <w:i/>
+          <w:noProof/>
+          <w:u w:val="single"/>
+        </w:rPr>
+        <mc:AlternateContent>
+          <mc:Choice Requires="wpi">
+            <w:drawing>
+              <wp:anchor distT="0" distB="0" distL="114300" distR="114300" simplePos="0" relativeHeight="251691008" behindDoc="0" locked="0" layoutInCell="1" allowOverlap="1" wp14:anchorId="0D816B76" wp14:editId="2EAD9929">
+                <wp:simplePos x="0" y="0"/>
+                <wp:positionH relativeFrom="column">
+                  <wp:posOffset>4709605</wp:posOffset>
+                </wp:positionH>
+                <wp:positionV relativeFrom="paragraph">
+                  <wp:posOffset>-30005</wp:posOffset>
+                </wp:positionV>
+                <wp:extent cx="793080" cy="246960"/>
+                <wp:effectExtent l="38100" t="38100" r="7620" b="39370"/>
+                <wp:wrapNone/>
+                <wp:docPr id="902265686" name="Рукописный ввод 2"/>
+                <wp:cNvGraphicFramePr/>
+                <a:graphic xmlns:a="http://schemas.openxmlformats.org/drawingml/2006/main">
+                  <a:graphicData uri="http://schemas.microsoft.com/office/word/2010/wordprocessingInk">
+                    <w14:contentPart bwMode="auto" r:id="rId8">
+                      <w14:nvContentPartPr>
+                        <w14:cNvContentPartPr/>
+                      </w14:nvContentPartPr>
+                      <w14:xfrm>
+                        <a:off x="0" y="0"/>
+                        <a:ext cx="793080" cy="246960"/>
+                      </w14:xfrm>
+                    </w14:contentPart>
+                  </a:graphicData>
+                </a:graphic>
+              </wp:anchor>
+            </w:drawing>
+          </mc:Choice>
+          <mc:Fallback>
+            <w:pict>
+              <v:shapetype w14:anchorId="14AA0F04" id="_x0000_t75" coordsize="21600,21600" o:spt="75" o:preferrelative="t" path="m@4@5l@4@11@9@11@9@5xe" filled="f" stroked="f">
+                <v:stroke joinstyle="miter"/>
+                <v:formulas>
+                  <v:f eqn="if lineDrawn pixelLineWidth 0"/>
+                  <v:f eqn="sum @0 1 0"/>
+                  <v:f eqn="sum 0 0 @1"/>
+                  <v:f eqn="prod @2 1 2"/>
+                  <v:f eqn="prod @3 21600 pixelWidth"/>
+                  <v:f eqn="prod @3 21600 pixelHeight"/>
+                  <v:f eqn="sum @0 0 1"/>
+                  <v:f eqn="prod @6 1 2"/>
+                  <v:f eqn="prod @7 21600 pixelWidth"/>
+                  <v:f eqn="sum @8 21600 0"/>
+                  <v:f eqn="prod @7 21600 pixelHeight"/>
+                  <v:f eqn="sum @10 21600 0"/>
+                </v:formulas>
+                <v:path o:extrusionok="f" gradientshapeok="t" o:connecttype="rect"/>
+                <o:lock v:ext="edit" aspectratio="t"/>
+              </v:shapetype>
+              <v:shape id="Рукописный ввод 2" o:spid="_x0000_s1026" type="#_x0000_t75" style="position:absolute;margin-left:370.35pt;margin-top:-2.85pt;width:63.45pt;height:20.45pt;z-index:251691008;visibility:visible;mso-wrap-style:square;mso-wrap-distance-left:9pt;mso-wrap-distance-top:0;mso-wrap-distance-right:9pt;mso-wrap-distance-bottom:0;mso-position-horizontal:absolute;mso-position-horizontal-relative:text;mso-position-vertical:absolute;mso-position-vertical-relative:text" o:gfxdata="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">
+                <v:imagedata r:id="rId9" o:title=""/>
+              </v:shape>
+            </w:pict>
+          </mc:Fallback>
+        </mc:AlternateContent>
+      </w:r>
+      <w:r>
+        <w:rPr>
+          <w:i/>
           <w:u w:val="single"/>
         </w:rPr>
         <w:t>_______________________</w:t>
@@ -410,8 +467,8 @@
     <w:p>
       <w:pPr>
         <w:sectPr>
-          <w:headerReference w:type="default" r:id="rId8"/>
-          <w:footerReference w:type="default" r:id="rId9"/>
+          <w:headerReference w:type="default" r:id="rId10"/>
+          <w:footerReference w:type="default" r:id="rId11"/>
           <w:pgSz w:w="11906" w:h="16838"/>
           <w:pgMar w:top="1134" w:right="850" w:bottom="1134" w:left="1701" w:header="708" w:footer="708" w:gutter="0"/>
           <w:pgNumType w:start="2"/>
@@ -2219,11 +2276,6 @@
       <w:bookmarkEnd w:id="0"/>
     </w:p>
     <w:p>
-      <w:pPr>
-        <w:rPr>
-          <w:lang w:val="en-US"/>
-        </w:rPr>
-      </w:pPr>
       <w:r>
         <w:t>Цель работы –</w:t>
       </w:r>
@@ -2235,38 +2287,11 @@
       </w:r>
     </w:p>
     <w:p>
-      <w:pPr>
-        <w:rPr>
-          <w:lang w:val="en-US"/>
-        </w:rPr>
-      </w:pPr>
-      <w:r>
-        <w:t xml:space="preserve">В процессе выполнения работы изучается сетевой уровень модели OSI. Производится базовая настройка связности в сети, управление таблицами маршрутизации и правилами трансляции сетевых адресов. При помощи утилиты </w:t>
-      </w:r>
-      <w:proofErr w:type="spellStart"/>
-      <w:r>
-        <w:t>tcpdump</w:t>
-      </w:r>
-      <w:proofErr w:type="spellEnd"/>
-      <w:r>
-        <w:t xml:space="preserve"> выполняются наблюдения за передачей трафика по каналам связи в маршрутизируемой компьютерной сети. Применение утилиты </w:t>
-      </w:r>
-      <w:proofErr w:type="spellStart"/>
-      <w:r>
-        <w:t>tcpdump</w:t>
-      </w:r>
-      <w:proofErr w:type="spellEnd"/>
-      <w:r>
-        <w:t xml:space="preserve"> позволяет непосредственно в терминале (это основной метод управления сетевым оборудованием) наблюдать проходящие через интерфейсы компьютера пакеты и изучить их внутреннюю структуру. В данной работе изучаются методы маршрутизации в сетях IPv4 и IPv6, а также широко распространенная в компьютерных сетях технология NAT.</w:t>
-      </w:r>
-    </w:p>
-    <w:p>
-      <w:pPr>
-        <w:rPr>
-          <w:lang w:val="en-US"/>
-        </w:rPr>
-      </w:pPr>
-    </w:p>
+      <w:r>
+        <w:t>В процессе выполнения работы изучается сетевой уровень модели OSI. Производится базовая настройка связности в сети, управление таблицами маршрутизации и правилами трансляции сетевых адресов. При помощи утилиты tcpdump выполняются наблюдения за передачей трафика по каналам связи в маршрутизируемой компьютерной сети. Применение утилиты tcpdump позволяет непосредственно в терминале (это основной метод управления сетевым оборудованием) наблюдать проходящие через интерфейсы компьютера пакеты и изучить их внутреннюю структуру. В данной работе изучаются методы маршрутизации в сетях IPv4 и IPv6, а также широко распространенная в компьютерных сетях технология NAT.</w:t>
+      </w:r>
+    </w:p>
+    <w:p/>
     <w:p>
       <w:pPr>
         <w:pStyle w:val="1"/>
@@ -2315,15 +2340,7 @@
     </w:p>
     <w:p>
       <w:r>
-        <w:t xml:space="preserve">где V1 и V2 – номера вариантов; N – сумма количества букв в фамилии и имени студента; </w:t>
-      </w:r>
-      <w:proofErr w:type="spellStart"/>
-      <w:r>
-        <w:t>mod</w:t>
-      </w:r>
-      <w:proofErr w:type="spellEnd"/>
-      <w:r>
-        <w:t xml:space="preserve"> – операция взятия остатка от деления.</w:t>
+        <w:t>где V1 и V2 – номера вариантов; N – сумма количества букв в фамилии и имени студента; mod – операция взятия остатка от деления.</w:t>
       </w:r>
     </w:p>
     <w:p>
@@ -2402,7 +2419,7 @@
                     </pic:cNvPicPr>
                   </pic:nvPicPr>
                   <pic:blipFill>
-                    <a:blip r:embed="rId10">
+                    <a:blip r:embed="rId12">
                       <a:extLst>
                         <a:ext uri="{28A0092B-C50C-407E-A947-70E740481C1C}">
                           <a14:useLocalDpi xmlns:a14="http://schemas.microsoft.com/office/drawing/2010/main" val="0"/>
@@ -2463,13 +2480,9 @@
       </w:r>
     </w:p>
     <w:p>
-      <w:pPr>
-        <w:rPr>
-          <w:lang w:val="en-US"/>
-        </w:rPr>
-      </w:pPr>
-      <w:r>
-        <w:rPr>
+      <w:r>
+        <w:rPr>
+          <w:noProof/>
           <w:lang w:val="en-US"/>
         </w:rPr>
         <w:drawing>
@@ -2496,7 +2509,7 @@
                     <pic:cNvPicPr/>
                   </pic:nvPicPr>
                   <pic:blipFill>
-                    <a:blip r:embed="rId11">
+                    <a:blip r:embed="rId13">
                       <a:extLst>
                         <a:ext uri="{28A0092B-C50C-407E-A947-70E740481C1C}">
                           <a14:useLocalDpi xmlns:a14="http://schemas.microsoft.com/office/drawing/2010/main" val="0"/>
@@ -2529,48 +2542,10 @@
         </w:drawing>
       </w:r>
       <w:r>
-        <w:t xml:space="preserve">На рисунке 4.5 изображена топология сети и требуемый путь прохождения сетевых пакетов. Необходимо так настроить хосты сети, чтобы </w:t>
-      </w:r>
-      <w:proofErr w:type="spellStart"/>
-      <w:r>
-        <w:t>ping</w:t>
-      </w:r>
-      <w:proofErr w:type="spellEnd"/>
-      <w:r>
-        <w:t>-запрос (</w:t>
-      </w:r>
-      <w:proofErr w:type="spellStart"/>
-      <w:r>
-        <w:t>request</w:t>
-      </w:r>
-      <w:proofErr w:type="spellEnd"/>
-      <w:r>
-        <w:t xml:space="preserve">) от компьютера 4 к компьютеру 2 шёл по пути, указанному сплошной стрелкой. При этом </w:t>
-      </w:r>
-      <w:proofErr w:type="spellStart"/>
-      <w:r>
-        <w:t>ping</w:t>
-      </w:r>
-      <w:proofErr w:type="spellEnd"/>
-      <w:r>
-        <w:t>-ответ (</w:t>
-      </w:r>
-      <w:proofErr w:type="spellStart"/>
-      <w:r>
-        <w:t>reply</w:t>
-      </w:r>
-      <w:proofErr w:type="spellEnd"/>
-      <w:r>
-        <w:t>) должен возвращаться другим путём: по пунктирной стрелке.</w:t>
-      </w:r>
-    </w:p>
-    <w:p>
-      <w:pPr>
-        <w:rPr>
-          <w:lang w:val="en-US"/>
-        </w:rPr>
-      </w:pPr>
-    </w:p>
+        <w:t>На рисунке 4.5 изображена топология сети и требуемый путь прохождения сетевых пакетов. Необходимо так настроить хосты сети, чтобы ping-запрос (request) от компьютера 4 к компьютеру 2 шёл по пути, указанному сплошной стрелкой. При этом ping-ответ (reply) должен возвращаться другим путём: по пунктирной стрелке.</w:t>
+      </w:r>
+    </w:p>
+    <w:p/>
     <w:p>
       <w:pPr>
         <w:jc w:val="center"/>
@@ -2582,13 +2557,7 @@
         <w:t>4.14</w:t>
       </w:r>
       <w:r>
-        <w:t xml:space="preserve"> </w:t>
-      </w:r>
-      <w:r>
-        <w:t xml:space="preserve">- </w:t>
-      </w:r>
-      <w:r>
-        <w:t>Топология сети и схема прохождения трафика</w:t>
+        <w:t xml:space="preserve"> - Топология сети и схема прохождения трафика</w:t>
       </w:r>
     </w:p>
     <w:p>
@@ -2600,52 +2569,12 @@
         <w:t>4.14</w:t>
       </w:r>
       <w:r>
-        <w:t xml:space="preserve"> изображена топология сети. С компьютера 5 посылается ICMP </w:t>
-      </w:r>
-      <w:proofErr w:type="spellStart"/>
-      <w:r>
-        <w:t>Echo</w:t>
-      </w:r>
-      <w:proofErr w:type="spellEnd"/>
-      <w:r>
-        <w:t xml:space="preserve"> </w:t>
-      </w:r>
-      <w:proofErr w:type="spellStart"/>
-      <w:r>
-        <w:t>Request</w:t>
-      </w:r>
-      <w:proofErr w:type="spellEnd"/>
-      <w:r>
-        <w:t xml:space="preserve"> на компьютер 3. Размер пакета и MTU сетевого интерфейса должны быть выбраны таким образом, чтобы пакет был фрагментирован на 3 фрагмента. При этом компьютер 1 получит 3 пакета, которые должны быть направлены по 3 различным каналам. После получения всех фрагментов, в компьютере 3 формируется ICMP </w:t>
-      </w:r>
-      <w:proofErr w:type="spellStart"/>
-      <w:r>
-        <w:t>Echo</w:t>
-      </w:r>
-      <w:proofErr w:type="spellEnd"/>
-      <w:r>
-        <w:t xml:space="preserve"> </w:t>
-      </w:r>
-      <w:proofErr w:type="spellStart"/>
-      <w:r>
-        <w:t>Reply</w:t>
-      </w:r>
-      <w:proofErr w:type="spellEnd"/>
-      <w:r>
-        <w:t>, который должен быть разделен на 2 фрагмента. Два фрагмента должны пройти различный по длине обратный путь к компьютеру 5.</w:t>
-      </w:r>
-    </w:p>
-    <w:p>
-      <w:r>
-        <w:t xml:space="preserve">Для выполнения лабораторной работы был использован гипервизор 2 уровня </w:t>
-      </w:r>
-      <w:proofErr w:type="spellStart"/>
-      <w:r>
-        <w:t>VirtualBox</w:t>
-      </w:r>
-      <w:proofErr w:type="spellEnd"/>
-      <w:r>
-        <w:t>. В качестве виртуального образа — Ubuntu Server 14.04.5.</w:t>
+        <w:t xml:space="preserve"> изображена топология сети. С компьютера 5 посылается ICMP Echo Request на компьютер 3. Размер пакета и MTU сетевого интерфейса должны быть выбраны таким образом, чтобы пакет был фрагментирован на 3 фрагмента. При этом компьютер 1 получит 3 пакета, которые должны быть направлены по 3 различным каналам. После получения всех фрагментов, в компьютере 3 формируется ICMP Echo Reply, который должен быть разделен на 2 фрагмента. Два фрагмента должны пройти различный по длине обратный путь к компьютеру 5.</w:t>
+      </w:r>
+    </w:p>
+    <w:p>
+      <w:r>
+        <w:t>Для выполнения лабораторной работы был использован гипервизор 2 уровня VirtualBox. В качестве виртуального образа — Ubuntu Server 14.04.5.</w:t>
       </w:r>
     </w:p>
     <w:p/>
@@ -2810,14 +2739,12 @@
                 <w:lang w:val="en-US" w:eastAsia="en-US"/>
               </w:rPr>
             </w:pPr>
-            <w:proofErr w:type="gramStart"/>
             <w:r>
               <w:rPr>
                 <w:lang w:val="en-US" w:eastAsia="en-US"/>
               </w:rPr>
               <w:t>::ffff:0708:0102</w:t>
             </w:r>
-            <w:proofErr w:type="gramEnd"/>
           </w:p>
         </w:tc>
       </w:tr>
@@ -2871,20 +2798,12 @@
                 <w:lang w:eastAsia="en-US"/>
               </w:rPr>
             </w:pPr>
-            <w:proofErr w:type="gramStart"/>
             <w:r>
               <w:rPr>
                 <w:lang w:val="en-US" w:eastAsia="en-US"/>
               </w:rPr>
-              <w:t>::ffff:0708:0</w:t>
-            </w:r>
-            <w:r>
-              <w:rPr>
-                <w:lang w:val="en-US" w:eastAsia="en-US"/>
-              </w:rPr>
-              <w:t>202</w:t>
-            </w:r>
-            <w:proofErr w:type="gramEnd"/>
+              <w:t>::ffff:0708:0202</w:t>
+            </w:r>
           </w:p>
         </w:tc>
       </w:tr>
@@ -2938,20 +2857,12 @@
                 <w:lang w:eastAsia="en-US"/>
               </w:rPr>
             </w:pPr>
-            <w:proofErr w:type="gramStart"/>
             <w:r>
               <w:rPr>
                 <w:lang w:val="en-US" w:eastAsia="en-US"/>
               </w:rPr>
-              <w:t>::ffff:0708:010</w:t>
-            </w:r>
-            <w:r>
-              <w:rPr>
-                <w:lang w:val="en-US" w:eastAsia="en-US"/>
-              </w:rPr>
-              <w:t>1</w:t>
-            </w:r>
-            <w:proofErr w:type="gramEnd"/>
+              <w:t>::ffff:0708:0101</w:t>
+            </w:r>
           </w:p>
         </w:tc>
       </w:tr>
@@ -3005,20 +2916,12 @@
                 <w:lang w:eastAsia="en-US"/>
               </w:rPr>
             </w:pPr>
-            <w:proofErr w:type="gramStart"/>
             <w:r>
               <w:rPr>
                 <w:lang w:val="en-US" w:eastAsia="en-US"/>
               </w:rPr>
-              <w:t>::ffff:0708:0</w:t>
-            </w:r>
-            <w:r>
-              <w:rPr>
-                <w:lang w:val="en-US" w:eastAsia="en-US"/>
-              </w:rPr>
-              <w:t>302</w:t>
-            </w:r>
-            <w:proofErr w:type="gramEnd"/>
+              <w:t>::ffff:0708:0302</w:t>
+            </w:r>
           </w:p>
         </w:tc>
       </w:tr>
@@ -3033,21 +2936,7 @@
         <w:rPr>
           <w:lang w:eastAsia="en-US"/>
         </w:rPr>
-        <w:t xml:space="preserve">Все скрипты выполняются в </w:t>
-      </w:r>
-      <w:proofErr w:type="spellStart"/>
-      <w:r>
-        <w:rPr>
-          <w:lang w:eastAsia="en-US"/>
-        </w:rPr>
-        <w:t>sudo</w:t>
-      </w:r>
-      <w:proofErr w:type="spellEnd"/>
-      <w:r>
-        <w:rPr>
-          <w:lang w:eastAsia="en-US"/>
-        </w:rPr>
-        <w:t xml:space="preserve"> режиме. Виртуальный жёсткий диск машины можно просто продублировать, чтобы не повторять процесс установки 4 раза (именно поэтому на скриншотах имя пользователя и компьютера везде одинаковое).</w:t>
+        <w:t>Все скрипты выполняются в sudo режиме. Виртуальный жёсткий диск машины можно просто продублировать, чтобы не повторять процесс установки 4 раза (именно поэтому на скриншотах имя пользователя и компьютера везде одинаковое).</w:t>
       </w:r>
     </w:p>
     <w:p>
@@ -3064,23 +2953,7 @@
           <w:rFonts w:cs="Times New Roman"/>
           <w:lang w:eastAsia="en-US"/>
         </w:rPr>
-        <w:t xml:space="preserve">Формирование топологии, проверка утилитой </w:t>
-      </w:r>
-      <w:proofErr w:type="spellStart"/>
-      <w:r>
-        <w:rPr>
-          <w:rFonts w:cs="Times New Roman"/>
-          <w:lang w:eastAsia="en-US"/>
-        </w:rPr>
-        <w:t>ping</w:t>
-      </w:r>
-      <w:proofErr w:type="spellEnd"/>
-      <w:r>
-        <w:rPr>
-          <w:rFonts w:cs="Times New Roman"/>
-          <w:lang w:eastAsia="en-US"/>
-        </w:rPr>
-        <w:t>.</w:t>
+        <w:t>Формирование топологии, проверка утилитой ping.</w:t>
       </w:r>
       <w:bookmarkEnd w:id="6"/>
     </w:p>
@@ -3121,7 +2994,7 @@
                     </pic:cNvPicPr>
                   </pic:nvPicPr>
                   <pic:blipFill>
-                    <a:blip r:embed="rId12">
+                    <a:blip r:embed="rId14">
                       <a:extLst>
                         <a:ext uri="{28A0092B-C50C-407E-A947-70E740481C1C}">
                           <a14:useLocalDpi xmlns:a14="http://schemas.microsoft.com/office/drawing/2010/main" val="0"/>
@@ -3206,7 +3079,7 @@
                     </pic:cNvPicPr>
                   </pic:nvPicPr>
                   <pic:blipFill>
-                    <a:blip r:embed="rId13">
+                    <a:blip r:embed="rId15">
                       <a:extLst>
                         <a:ext uri="{28A0092B-C50C-407E-A947-70E740481C1C}">
                           <a14:useLocalDpi xmlns:a14="http://schemas.microsoft.com/office/drawing/2010/main" val="0"/>
@@ -3273,7 +3146,7 @@
                     </pic:cNvPicPr>
                   </pic:nvPicPr>
                   <pic:blipFill>
-                    <a:blip r:embed="rId14">
+                    <a:blip r:embed="rId16">
                       <a:extLst>
                         <a:ext uri="{28A0092B-C50C-407E-A947-70E740481C1C}">
                           <a14:useLocalDpi xmlns:a14="http://schemas.microsoft.com/office/drawing/2010/main" val="0"/>
@@ -3340,7 +3213,7 @@
                     </pic:cNvPicPr>
                   </pic:nvPicPr>
                   <pic:blipFill>
-                    <a:blip r:embed="rId15">
+                    <a:blip r:embed="rId17">
                       <a:extLst>
                         <a:ext uri="{28A0092B-C50C-407E-A947-70E740481C1C}">
                           <a14:useLocalDpi xmlns:a14="http://schemas.microsoft.com/office/drawing/2010/main" val="0"/>
@@ -3459,7 +3332,7 @@
                     </pic:cNvPicPr>
                   </pic:nvPicPr>
                   <pic:blipFill>
-                    <a:blip r:embed="rId16">
+                    <a:blip r:embed="rId18">
                       <a:extLst>
                         <a:ext uri="{28A0092B-C50C-407E-A947-70E740481C1C}">
                           <a14:useLocalDpi xmlns:a14="http://schemas.microsoft.com/office/drawing/2010/main" val="0"/>
@@ -3542,6 +3415,7 @@
       </w:pPr>
       <w:r>
         <w:rPr>
+          <w:noProof/>
           <w:lang w:eastAsia="en-US"/>
         </w:rPr>
         <w:drawing>
@@ -3560,7 +3434,7 @@
                     <pic:cNvPicPr/>
                   </pic:nvPicPr>
                   <pic:blipFill>
-                    <a:blip r:embed="rId17"/>
+                    <a:blip r:embed="rId19"/>
                     <a:stretch>
                       <a:fillRect/>
                     </a:stretch>
@@ -3632,6 +3506,7 @@
       </w:pPr>
       <w:r>
         <w:rPr>
+          <w:noProof/>
           <w:lang w:eastAsia="en-US"/>
         </w:rPr>
         <w:drawing>
@@ -3650,7 +3525,7 @@
                     <pic:cNvPicPr/>
                   </pic:nvPicPr>
                   <pic:blipFill>
-                    <a:blip r:embed="rId18"/>
+                    <a:blip r:embed="rId20"/>
                     <a:stretch>
                       <a:fillRect/>
                     </a:stretch>
@@ -3722,6 +3597,7 @@
       </w:pPr>
       <w:r>
         <w:rPr>
+          <w:noProof/>
           <w:lang w:eastAsia="en-US"/>
         </w:rPr>
         <w:drawing>
@@ -3740,7 +3616,7 @@
                     <pic:cNvPicPr/>
                   </pic:nvPicPr>
                   <pic:blipFill>
-                    <a:blip r:embed="rId19"/>
+                    <a:blip r:embed="rId21"/>
                     <a:stretch>
                       <a:fillRect/>
                     </a:stretch>
@@ -3813,6 +3689,7 @@
       </w:pPr>
       <w:r>
         <w:rPr>
+          <w:noProof/>
           <w:lang w:eastAsia="en-US"/>
         </w:rPr>
         <w:drawing>
@@ -3831,7 +3708,7 @@
                     <pic:cNvPicPr/>
                   </pic:nvPicPr>
                   <pic:blipFill>
-                    <a:blip r:embed="rId20"/>
+                    <a:blip r:embed="rId22"/>
                     <a:stretch>
                       <a:fillRect/>
                     </a:stretch>
@@ -3903,6 +3780,7 @@
       </w:pPr>
       <w:r>
         <w:rPr>
+          <w:noProof/>
           <w:lang w:eastAsia="en-US"/>
         </w:rPr>
         <w:drawing>
@@ -3921,7 +3799,7 @@
                     <pic:cNvPicPr/>
                   </pic:nvPicPr>
                   <pic:blipFill>
-                    <a:blip r:embed="rId21"/>
+                    <a:blip r:embed="rId23"/>
                     <a:stretch>
                       <a:fillRect/>
                     </a:stretch>
@@ -3993,6 +3871,7 @@
       </w:pPr>
       <w:r>
         <w:rPr>
+          <w:noProof/>
           <w:lang w:eastAsia="en-US"/>
         </w:rPr>
         <w:drawing>
@@ -4011,7 +3890,7 @@
                     <pic:cNvPicPr/>
                   </pic:nvPicPr>
                   <pic:blipFill>
-                    <a:blip r:embed="rId22"/>
+                    <a:blip r:embed="rId24"/>
                     <a:stretch>
                       <a:fillRect/>
                     </a:stretch>
@@ -4083,6 +3962,7 @@
       </w:pPr>
       <w:r>
         <w:rPr>
+          <w:noProof/>
           <w:lang w:eastAsia="en-US"/>
         </w:rPr>
         <w:lastRenderedPageBreak/>
@@ -4102,7 +3982,7 @@
                     <pic:cNvPicPr/>
                   </pic:nvPicPr>
                   <pic:blipFill>
-                    <a:blip r:embed="rId23"/>
+                    <a:blip r:embed="rId25"/>
                     <a:stretch>
                       <a:fillRect/>
                     </a:stretch>
@@ -4174,6 +4054,7 @@
       </w:pPr>
       <w:r>
         <w:rPr>
+          <w:noProof/>
           <w:lang w:eastAsia="en-US"/>
         </w:rPr>
         <w:drawing>
@@ -4192,7 +4073,7 @@
                     <pic:cNvPicPr/>
                   </pic:nvPicPr>
                   <pic:blipFill>
-                    <a:blip r:embed="rId24"/>
+                    <a:blip r:embed="rId26"/>
                     <a:stretch>
                       <a:fillRect/>
                     </a:stretch>
@@ -4264,6 +4145,7 @@
       </w:pPr>
       <w:r>
         <w:rPr>
+          <w:noProof/>
           <w:lang w:eastAsia="en-US"/>
         </w:rPr>
         <w:drawing>
@@ -4282,7 +4164,7 @@
                     <pic:cNvPicPr/>
                   </pic:nvPicPr>
                   <pic:blipFill>
-                    <a:blip r:embed="rId25"/>
+                    <a:blip r:embed="rId27"/>
                     <a:stretch>
                       <a:fillRect/>
                     </a:stretch>
@@ -4354,6 +4236,7 @@
       </w:pPr>
       <w:r>
         <w:rPr>
+          <w:noProof/>
           <w:lang w:eastAsia="en-US"/>
         </w:rPr>
         <w:drawing>
@@ -4372,7 +4255,7 @@
                     <pic:cNvPicPr/>
                   </pic:nvPicPr>
                   <pic:blipFill>
-                    <a:blip r:embed="rId26"/>
+                    <a:blip r:embed="rId28"/>
                     <a:stretch>
                       <a:fillRect/>
                     </a:stretch>
@@ -4422,127 +4305,410 @@
         <w:rPr>
           <w:lang w:eastAsia="en-US"/>
         </w:rPr>
-        <w:t xml:space="preserve">В качестве аргумента передаётся режим работы </w:t>
-      </w:r>
-      <w:proofErr w:type="spellStart"/>
-      <w:r>
-        <w:rPr>
-          <w:lang w:eastAsia="en-US"/>
-        </w:rPr>
-        <w:t>nc</w:t>
-      </w:r>
-      <w:proofErr w:type="spellEnd"/>
-      <w:r>
-        <w:rPr>
-          <w:lang w:eastAsia="en-US"/>
-        </w:rPr>
-        <w:t>. Скрипт отправляет сообщение автоматически.</w:t>
+        <w:t>В качестве аргумента передаётся режим работы nc. Скрипт отправляет сообщение автоматически.</w:t>
       </w:r>
     </w:p>
     <w:p>
       <w:pPr>
         <w:pStyle w:val="afc"/>
+        <w:rPr>
+          <w:rFonts w:ascii="Times New Roman" w:hAnsi="Times New Roman"/>
+          <w:lang w:eastAsia="en-US"/>
+        </w:rPr>
+      </w:pPr>
+      <w:r>
         <w:rPr>
           <w:rFonts w:ascii="Times New Roman" w:hAnsi="Times New Roman"/>
           <w:lang w:val="en-US" w:eastAsia="en-US"/>
         </w:rPr>
-      </w:pPr>
+        <w:t>modes</w:t>
+      </w:r>
+      <w:r>
+        <w:rPr>
+          <w:rFonts w:ascii="Times New Roman" w:hAnsi="Times New Roman"/>
+          <w:lang w:eastAsia="en-US"/>
+        </w:rPr>
+        <w:t>=(“</w:t>
+      </w:r>
       <w:r>
         <w:rPr>
           <w:rFonts w:ascii="Times New Roman" w:hAnsi="Times New Roman"/>
           <w:lang w:val="en-US" w:eastAsia="en-US"/>
         </w:rPr>
-        <w:t>modes</w:t>
-      </w:r>
-      <w:proofErr w:type="gramStart"/>
+        <w:t>CLIENT</w:t>
+      </w:r>
+      <w:r>
+        <w:rPr>
+          <w:rFonts w:ascii="Times New Roman" w:hAnsi="Times New Roman"/>
+          <w:lang w:eastAsia="en-US"/>
+        </w:rPr>
+        <w:t>” “</w:t>
+      </w:r>
       <w:r>
         <w:rPr>
           <w:rFonts w:ascii="Times New Roman" w:hAnsi="Times New Roman"/>
           <w:lang w:val="en-US" w:eastAsia="en-US"/>
         </w:rPr>
-        <w:t>=(</w:t>
-      </w:r>
-      <w:proofErr w:type="gramEnd"/>
+        <w:t>SERVER</w:t>
+      </w:r>
+      <w:r>
+        <w:rPr>
+          <w:rFonts w:ascii="Times New Roman" w:hAnsi="Times New Roman"/>
+          <w:lang w:eastAsia="en-US"/>
+        </w:rPr>
+        <w:t>”)</w:t>
+      </w:r>
+    </w:p>
+    <w:p>
+      <w:pPr>
+        <w:pStyle w:val="afc"/>
+        <w:rPr>
+          <w:rFonts w:ascii="Times New Roman" w:hAnsi="Times New Roman"/>
+          <w:lang w:eastAsia="en-US"/>
+        </w:rPr>
+      </w:pPr>
       <w:r>
         <w:rPr>
           <w:rFonts w:ascii="Times New Roman" w:hAnsi="Times New Roman"/>
           <w:lang w:val="en-US" w:eastAsia="en-US"/>
         </w:rPr>
-        <w:t>“CLIENT” “SERVER”)</w:t>
-      </w:r>
-    </w:p>
-    <w:p>
-      <w:pPr>
-        <w:pStyle w:val="afc"/>
+        <w:t>case</w:t>
+      </w:r>
+      <w:r>
+        <w:rPr>
+          <w:rFonts w:ascii="Times New Roman" w:hAnsi="Times New Roman"/>
+          <w:lang w:eastAsia="en-US"/>
+        </w:rPr>
+        <w:t xml:space="preserve"> ${1} </w:t>
+      </w:r>
+      <w:r>
         <w:rPr>
           <w:rFonts w:ascii="Times New Roman" w:hAnsi="Times New Roman"/>
           <w:lang w:val="en-US" w:eastAsia="en-US"/>
         </w:rPr>
-      </w:pPr>
-      <w:r>
+        <w:t>in</w:t>
+      </w:r>
+    </w:p>
+    <w:p>
+      <w:pPr>
+        <w:pStyle w:val="afc"/>
         <w:rPr>
           <w:rFonts w:ascii="Times New Roman" w:hAnsi="Times New Roman"/>
           <w:lang w:val="en-US" w:eastAsia="en-US"/>
         </w:rPr>
-        <w:t>case ${1} in</w:t>
-      </w:r>
-    </w:p>
-    <w:p>
-      <w:pPr>
-        <w:pStyle w:val="afc"/>
+      </w:pPr>
+      <w:r>
+        <w:rPr>
+          <w:rFonts w:ascii="Times New Roman" w:hAnsi="Times New Roman"/>
+          <w:lang w:eastAsia="en-US"/>
+        </w:rPr>
+        <w:tab/>
+      </w:r>
+      <w:r>
         <w:rPr>
           <w:rFonts w:ascii="Times New Roman" w:hAnsi="Times New Roman"/>
           <w:lang w:val="en-US" w:eastAsia="en-US"/>
         </w:rPr>
-      </w:pPr>
-      <w:r>
+        <w:t>“${modes[0]}”)</w:t>
+      </w:r>
+    </w:p>
+    <w:p>
+      <w:pPr>
+        <w:pStyle w:val="afc"/>
         <w:rPr>
           <w:rFonts w:ascii="Times New Roman" w:hAnsi="Times New Roman"/>
           <w:lang w:val="en-US" w:eastAsia="en-US"/>
         </w:rPr>
+      </w:pPr>
+      <w:r>
+        <w:rPr>
+          <w:rFonts w:ascii="Times New Roman" w:hAnsi="Times New Roman"/>
+          <w:lang w:val="en-US" w:eastAsia="en-US"/>
+        </w:rPr>
+        <w:tab/>
+      </w:r>
+      <w:r>
+        <w:rPr>
+          <w:rFonts w:ascii="Times New Roman" w:hAnsi="Times New Roman"/>
+          <w:lang w:val="en-US" w:eastAsia="en-US"/>
+        </w:rPr>
+        <w:tab/>
+        <w:t>nc 7.8.3.2 8090 &lt;&lt; EOF</w:t>
+      </w:r>
+    </w:p>
+    <w:p>
+      <w:pPr>
+        <w:pStyle w:val="afc"/>
+        <w:rPr>
+          <w:rFonts w:ascii="Times New Roman" w:hAnsi="Times New Roman"/>
+          <w:lang w:val="en-US" w:eastAsia="en-US"/>
+        </w:rPr>
+      </w:pPr>
+      <w:r>
+        <w:rPr>
+          <w:rFonts w:ascii="Times New Roman" w:hAnsi="Times New Roman"/>
+          <w:lang w:val="en-US" w:eastAsia="en-US"/>
+        </w:rPr>
+        <w:t>Artem Bardyshev</w:t>
+      </w:r>
+    </w:p>
+    <w:p>
+      <w:pPr>
+        <w:pStyle w:val="afc"/>
+        <w:rPr>
+          <w:rFonts w:ascii="Times New Roman" w:hAnsi="Times New Roman"/>
+          <w:lang w:val="en-US" w:eastAsia="en-US"/>
+        </w:rPr>
+      </w:pPr>
+      <w:r>
+        <w:rPr>
+          <w:rFonts w:ascii="Times New Roman" w:hAnsi="Times New Roman"/>
+          <w:lang w:val="en-US" w:eastAsia="en-US"/>
+        </w:rPr>
+        <w:t>EOF</w:t>
+      </w:r>
+    </w:p>
+    <w:p>
+      <w:pPr>
+        <w:pStyle w:val="afc"/>
+        <w:rPr>
+          <w:rFonts w:ascii="Times New Roman" w:hAnsi="Times New Roman"/>
+          <w:lang w:eastAsia="en-US"/>
+        </w:rPr>
+      </w:pPr>
+      <w:r>
+        <w:rPr>
+          <w:rFonts w:ascii="Times New Roman" w:hAnsi="Times New Roman"/>
+          <w:lang w:val="en-US" w:eastAsia="en-US"/>
+        </w:rPr>
+        <w:tab/>
+      </w:r>
+      <w:r>
+        <w:rPr>
+          <w:rFonts w:ascii="Times New Roman" w:hAnsi="Times New Roman"/>
+          <w:lang w:val="en-US" w:eastAsia="en-US"/>
+        </w:rPr>
+        <w:tab/>
+      </w:r>
+      <w:r>
+        <w:rPr>
+          <w:rFonts w:ascii="Times New Roman" w:hAnsi="Times New Roman"/>
+          <w:lang w:eastAsia="en-US"/>
+        </w:rPr>
+        <w:t>;;</w:t>
+      </w:r>
+    </w:p>
+    <w:p>
+      <w:pPr>
+        <w:pStyle w:val="afc"/>
+        <w:rPr>
+          <w:rFonts w:ascii="Times New Roman" w:hAnsi="Times New Roman"/>
+          <w:lang w:eastAsia="en-US"/>
+        </w:rPr>
+      </w:pPr>
+      <w:r>
+        <w:rPr>
+          <w:rFonts w:ascii="Times New Roman" w:hAnsi="Times New Roman"/>
+          <w:lang w:eastAsia="en-US"/>
+        </w:rPr>
         <w:tab/>
         <w:t>“${</w:t>
       </w:r>
-      <w:proofErr w:type="gramStart"/>
       <w:r>
         <w:rPr>
           <w:rFonts w:ascii="Times New Roman" w:hAnsi="Times New Roman"/>
           <w:lang w:val="en-US" w:eastAsia="en-US"/>
         </w:rPr>
-        <w:t>modes[</w:t>
-      </w:r>
-      <w:proofErr w:type="gramEnd"/>
+        <w:t>modes</w:t>
+      </w:r>
+      <w:r>
+        <w:rPr>
+          <w:rFonts w:ascii="Times New Roman" w:hAnsi="Times New Roman"/>
+          <w:lang w:eastAsia="en-US"/>
+        </w:rPr>
+        <w:t>[1]}”)</w:t>
+      </w:r>
+    </w:p>
+    <w:p>
+      <w:pPr>
+        <w:pStyle w:val="afc"/>
+        <w:rPr>
+          <w:rFonts w:ascii="Times New Roman" w:hAnsi="Times New Roman"/>
+          <w:lang w:eastAsia="en-US"/>
+        </w:rPr>
+      </w:pPr>
+      <w:r>
+        <w:rPr>
+          <w:rFonts w:ascii="Times New Roman" w:hAnsi="Times New Roman"/>
+          <w:lang w:eastAsia="en-US"/>
+        </w:rPr>
+        <w:tab/>
+      </w:r>
+      <w:r>
+        <w:rPr>
+          <w:rFonts w:ascii="Times New Roman" w:hAnsi="Times New Roman"/>
+          <w:lang w:eastAsia="en-US"/>
+        </w:rPr>
+        <w:tab/>
+      </w:r>
       <w:r>
         <w:rPr>
           <w:rFonts w:ascii="Times New Roman" w:hAnsi="Times New Roman"/>
           <w:lang w:val="en-US" w:eastAsia="en-US"/>
         </w:rPr>
-        <w:t>0]}”)</w:t>
-      </w:r>
-    </w:p>
-    <w:p>
-      <w:pPr>
-        <w:pStyle w:val="afc"/>
+        <w:t>nc</w:t>
+      </w:r>
+      <w:r>
+        <w:rPr>
+          <w:rFonts w:ascii="Times New Roman" w:hAnsi="Times New Roman"/>
+          <w:lang w:eastAsia="en-US"/>
+        </w:rPr>
+        <w:t xml:space="preserve"> -</w:t>
+      </w:r>
+      <w:r>
         <w:rPr>
           <w:rFonts w:ascii="Times New Roman" w:hAnsi="Times New Roman"/>
           <w:lang w:val="en-US" w:eastAsia="en-US"/>
         </w:rPr>
-      </w:pPr>
+        <w:t>l</w:t>
+      </w:r>
+      <w:r>
+        <w:rPr>
+          <w:rFonts w:ascii="Times New Roman" w:hAnsi="Times New Roman"/>
+          <w:lang w:eastAsia="en-US"/>
+        </w:rPr>
+        <w:t xml:space="preserve"> 8090</w:t>
+      </w:r>
+    </w:p>
+    <w:p>
+      <w:pPr>
+        <w:pStyle w:val="afc"/>
+        <w:rPr>
+          <w:rFonts w:ascii="Times New Roman" w:hAnsi="Times New Roman"/>
+          <w:lang w:eastAsia="en-US"/>
+        </w:rPr>
+      </w:pPr>
+      <w:r>
+        <w:rPr>
+          <w:rFonts w:ascii="Times New Roman" w:hAnsi="Times New Roman"/>
+          <w:lang w:eastAsia="en-US"/>
+        </w:rPr>
+        <w:tab/>
+      </w:r>
+      <w:r>
+        <w:rPr>
+          <w:rFonts w:ascii="Times New Roman" w:hAnsi="Times New Roman"/>
+          <w:lang w:eastAsia="en-US"/>
+        </w:rPr>
+        <w:tab/>
+        <w:t>;;</w:t>
+      </w:r>
+    </w:p>
+    <w:p>
+      <w:pPr>
+        <w:pStyle w:val="afc"/>
+        <w:rPr>
+          <w:rFonts w:ascii="Times New Roman" w:hAnsi="Times New Roman"/>
+          <w:lang w:eastAsia="en-US"/>
+        </w:rPr>
+      </w:pPr>
+      <w:r>
+        <w:rPr>
+          <w:rFonts w:ascii="Times New Roman" w:hAnsi="Times New Roman"/>
+          <w:lang w:eastAsia="en-US"/>
+        </w:rPr>
+        <w:tab/>
+        <w:t>*)</w:t>
+      </w:r>
+    </w:p>
+    <w:p>
+      <w:pPr>
+        <w:pStyle w:val="afc"/>
+        <w:rPr>
+          <w:rFonts w:ascii="Times New Roman" w:hAnsi="Times New Roman"/>
+          <w:lang w:eastAsia="en-US"/>
+        </w:rPr>
+      </w:pPr>
+      <w:r>
+        <w:rPr>
+          <w:rFonts w:ascii="Times New Roman" w:hAnsi="Times New Roman"/>
+          <w:lang w:eastAsia="en-US"/>
+        </w:rPr>
+        <w:tab/>
+      </w:r>
       <w:r>
         <w:rPr>
           <w:rFonts w:ascii="Times New Roman" w:hAnsi="Times New Roman"/>
           <w:lang w:val="en-US" w:eastAsia="en-US"/>
         </w:rPr>
-        <w:tab/>
-      </w:r>
+        <w:t>echo</w:t>
+      </w:r>
+      <w:r>
+        <w:rPr>
+          <w:rFonts w:ascii="Times New Roman" w:hAnsi="Times New Roman"/>
+          <w:lang w:eastAsia="en-US"/>
+        </w:rPr>
+        <w:t xml:space="preserve"> “Режим задан не корректно”</w:t>
+      </w:r>
+    </w:p>
+    <w:p>
+      <w:pPr>
+        <w:pStyle w:val="afc"/>
+        <w:rPr>
+          <w:rFonts w:ascii="Times New Roman" w:hAnsi="Times New Roman"/>
+          <w:lang w:eastAsia="en-US"/>
+        </w:rPr>
+      </w:pPr>
       <w:r>
         <w:rPr>
           <w:rFonts w:ascii="Times New Roman" w:hAnsi="Times New Roman"/>
           <w:lang w:val="en-US" w:eastAsia="en-US"/>
         </w:rPr>
-        <w:tab/>
-      </w:r>
-      <w:proofErr w:type="spellStart"/>
+        <w:t>esac</w:t>
+      </w:r>
+    </w:p>
+    <w:p>
+      <w:pPr>
+        <w:pStyle w:val="afc"/>
+        <w:rPr>
+          <w:rFonts w:ascii="Times New Roman" w:hAnsi="Times New Roman"/>
+          <w:lang w:eastAsia="en-US"/>
+        </w:rPr>
+      </w:pPr>
+    </w:p>
+    <w:p>
+      <w:pPr>
+        <w:rPr>
+          <w:lang w:eastAsia="en-US"/>
+        </w:rPr>
+      </w:pPr>
+      <w:r>
+        <w:rPr>
+          <w:lang w:eastAsia="en-US"/>
+        </w:rPr>
+        <w:t>Далее при вызове</w:t>
+      </w:r>
+      <w:r>
+        <w:rPr>
+          <w:lang w:eastAsia="en-US"/>
+        </w:rPr>
+        <w:t xml:space="preserve"> (в режиме клиента)</w:t>
+      </w:r>
+      <w:r>
+        <w:rPr>
+          <w:lang w:eastAsia="en-US"/>
+        </w:rPr>
+        <w:t>:</w:t>
+      </w:r>
+    </w:p>
+    <w:p>
+      <w:pPr>
+        <w:pStyle w:val="afc"/>
+        <w:rPr>
+          <w:rFonts w:ascii="Times New Roman" w:hAnsi="Times New Roman"/>
+          <w:lang w:eastAsia="en-US"/>
+        </w:rPr>
+      </w:pPr>
       <w:r>
         <w:rPr>
           <w:rFonts w:ascii="Times New Roman" w:hAnsi="Times New Roman"/>
@@ -4550,54 +4716,148 @@
         </w:rPr>
         <w:t>nc</w:t>
       </w:r>
-      <w:proofErr w:type="spellEnd"/>
+      <w:r>
+        <w:rPr>
+          <w:rFonts w:ascii="Times New Roman" w:hAnsi="Times New Roman"/>
+          <w:lang w:eastAsia="en-US"/>
+        </w:rPr>
+        <w:t xml:space="preserve"> 7.8.3.2 8090 </w:t>
+      </w:r>
+    </w:p>
+    <w:p>
+      <w:pPr>
+        <w:rPr>
+          <w:lang w:eastAsia="en-US"/>
+        </w:rPr>
+      </w:pPr>
+      <w:r>
+        <w:rPr>
+          <w:lang w:eastAsia="en-US"/>
+        </w:rPr>
+        <w:t xml:space="preserve">Приходит ответ: </w:t>
+      </w:r>
+    </w:p>
+    <w:p>
+      <w:pPr>
+        <w:pStyle w:val="afc"/>
+        <w:rPr>
+          <w:rFonts w:ascii="Times New Roman" w:hAnsi="Times New Roman"/>
+          <w:lang w:eastAsia="en-US"/>
+        </w:rPr>
+      </w:pPr>
       <w:r>
         <w:rPr>
           <w:rFonts w:ascii="Times New Roman" w:hAnsi="Times New Roman"/>
           <w:lang w:val="en-US" w:eastAsia="en-US"/>
         </w:rPr>
-        <w:t xml:space="preserve"> 7.8.3.2 8090 &lt;&lt; EOF</w:t>
-      </w:r>
-    </w:p>
-    <w:p>
-      <w:pPr>
-        <w:pStyle w:val="afc"/>
+        <w:t>Artem</w:t>
+      </w:r>
+      <w:r>
+        <w:rPr>
+          <w:rFonts w:ascii="Times New Roman" w:hAnsi="Times New Roman"/>
+          <w:lang w:eastAsia="en-US"/>
+        </w:rPr>
+        <w:t xml:space="preserve"> </w:t>
+      </w:r>
+      <w:r>
         <w:rPr>
           <w:rFonts w:ascii="Times New Roman" w:hAnsi="Times New Roman"/>
           <w:lang w:val="en-US" w:eastAsia="en-US"/>
         </w:rPr>
+        <w:t>Bardyshev</w:t>
+      </w:r>
+    </w:p>
+    <w:p>
+      <w:pPr>
+        <w:rPr>
+          <w:lang w:eastAsia="en-US"/>
+        </w:rPr>
+      </w:pPr>
+      <w:r>
+        <w:rPr>
+          <w:lang w:eastAsia="en-US"/>
+        </w:rPr>
+        <w:t>Так же при вызове (в режиме сервера):</w:t>
+      </w:r>
+    </w:p>
+    <w:p>
+      <w:pPr>
+        <w:pStyle w:val="afc"/>
+        <w:rPr>
+          <w:rFonts w:ascii="Times New Roman" w:hAnsi="Times New Roman"/>
+          <w:lang w:eastAsia="en-US"/>
+        </w:rPr>
       </w:pPr>
       <w:r>
         <w:rPr>
           <w:rFonts w:ascii="Times New Roman" w:hAnsi="Times New Roman"/>
           <w:lang w:val="en-US" w:eastAsia="en-US"/>
         </w:rPr>
-        <w:t xml:space="preserve">Artem </w:t>
-      </w:r>
-      <w:proofErr w:type="spellStart"/>
+        <w:t>nc</w:t>
+      </w:r>
+      <w:r>
+        <w:rPr>
+          <w:rFonts w:ascii="Times New Roman" w:hAnsi="Times New Roman"/>
+          <w:lang w:eastAsia="en-US"/>
+        </w:rPr>
+        <w:t xml:space="preserve"> -</w:t>
+      </w:r>
       <w:r>
         <w:rPr>
           <w:rFonts w:ascii="Times New Roman" w:hAnsi="Times New Roman"/>
           <w:lang w:val="en-US" w:eastAsia="en-US"/>
         </w:rPr>
-        <w:t>Bardyshev</w:t>
-      </w:r>
-      <w:proofErr w:type="spellEnd"/>
+        <w:t>l</w:t>
+      </w:r>
+      <w:r>
+        <w:rPr>
+          <w:rFonts w:ascii="Times New Roman" w:hAnsi="Times New Roman"/>
+          <w:lang w:eastAsia="en-US"/>
+        </w:rPr>
+        <w:t xml:space="preserve"> 8090 </w:t>
+      </w:r>
+    </w:p>
+    <w:p>
+      <w:pPr>
+        <w:rPr>
+          <w:lang w:eastAsia="en-US"/>
+        </w:rPr>
+      </w:pPr>
+      <w:r>
+        <w:rPr>
+          <w:lang w:eastAsia="en-US"/>
+        </w:rPr>
+        <w:t xml:space="preserve">Приходит ответ: </w:t>
+      </w:r>
     </w:p>
     <w:p>
       <w:pPr>
         <w:pStyle w:val="afc"/>
+        <w:rPr>
+          <w:rFonts w:ascii="Times New Roman" w:hAnsi="Times New Roman"/>
+          <w:lang w:eastAsia="en-US"/>
+        </w:rPr>
+      </w:pPr>
+      <w:r>
         <w:rPr>
           <w:rFonts w:ascii="Times New Roman" w:hAnsi="Times New Roman"/>
           <w:lang w:val="en-US" w:eastAsia="en-US"/>
         </w:rPr>
-      </w:pPr>
+        <w:t>Artem</w:t>
+      </w:r>
+      <w:r>
+        <w:rPr>
+          <w:rFonts w:ascii="Times New Roman" w:hAnsi="Times New Roman"/>
+          <w:lang w:eastAsia="en-US"/>
+        </w:rPr>
+        <w:t xml:space="preserve"> </w:t>
+      </w:r>
       <w:r>
         <w:rPr>
           <w:rFonts w:ascii="Times New Roman" w:hAnsi="Times New Roman"/>
           <w:lang w:val="en-US" w:eastAsia="en-US"/>
         </w:rPr>
-        <w:t>EOF</w:t>
+        <w:t>Bardyshev</w:t>
       </w:r>
     </w:p>
     <w:p>
@@ -4605,405 +4865,7 @@
         <w:pStyle w:val="afc"/>
         <w:rPr>
           <w:rFonts w:ascii="Times New Roman" w:hAnsi="Times New Roman"/>
-          <w:lang w:val="en-US" w:eastAsia="en-US"/>
-        </w:rPr>
-      </w:pPr>
-      <w:r>
-        <w:rPr>
-          <w:rFonts w:ascii="Times New Roman" w:hAnsi="Times New Roman"/>
-          <w:lang w:val="en-US" w:eastAsia="en-US"/>
-        </w:rPr>
-        <w:tab/>
-      </w:r>
-      <w:r>
-        <w:rPr>
-          <w:rFonts w:ascii="Times New Roman" w:hAnsi="Times New Roman"/>
-          <w:lang w:val="en-US" w:eastAsia="en-US"/>
-        </w:rPr>
-        <w:tab/>
-        <w:t>;;</w:t>
-      </w:r>
-    </w:p>
-    <w:p>
-      <w:pPr>
-        <w:pStyle w:val="afc"/>
-        <w:rPr>
-          <w:rFonts w:ascii="Times New Roman" w:hAnsi="Times New Roman"/>
-          <w:lang w:val="en-US" w:eastAsia="en-US"/>
-        </w:rPr>
-      </w:pPr>
-      <w:r>
-        <w:rPr>
-          <w:rFonts w:ascii="Times New Roman" w:hAnsi="Times New Roman"/>
-          <w:lang w:val="en-US" w:eastAsia="en-US"/>
-        </w:rPr>
-        <w:tab/>
-        <w:t>“${</w:t>
-      </w:r>
-      <w:proofErr w:type="gramStart"/>
-      <w:r>
-        <w:rPr>
-          <w:rFonts w:ascii="Times New Roman" w:hAnsi="Times New Roman"/>
-          <w:lang w:val="en-US" w:eastAsia="en-US"/>
-        </w:rPr>
-        <w:t>modes[</w:t>
-      </w:r>
-      <w:proofErr w:type="gramEnd"/>
-      <w:r>
-        <w:rPr>
-          <w:rFonts w:ascii="Times New Roman" w:hAnsi="Times New Roman"/>
-          <w:lang w:val="en-US" w:eastAsia="en-US"/>
-        </w:rPr>
-        <w:t>1]}”)</w:t>
-      </w:r>
-    </w:p>
-    <w:p>
-      <w:pPr>
-        <w:pStyle w:val="afc"/>
-        <w:rPr>
-          <w:rFonts w:ascii="Times New Roman" w:hAnsi="Times New Roman"/>
-          <w:lang w:val="en-US" w:eastAsia="en-US"/>
-        </w:rPr>
-      </w:pPr>
-      <w:r>
-        <w:rPr>
-          <w:rFonts w:ascii="Times New Roman" w:hAnsi="Times New Roman"/>
-          <w:lang w:eastAsia="en-US"/>
-        </w:rPr>
-        <w:tab/>
-      </w:r>
-      <w:r>
-        <w:rPr>
-          <w:rFonts w:ascii="Times New Roman" w:hAnsi="Times New Roman"/>
-          <w:lang w:eastAsia="en-US"/>
-        </w:rPr>
-        <w:tab/>
-      </w:r>
-      <w:proofErr w:type="spellStart"/>
-      <w:r>
-        <w:rPr>
-          <w:rFonts w:ascii="Times New Roman" w:hAnsi="Times New Roman"/>
-          <w:lang w:val="en-US" w:eastAsia="en-US"/>
-        </w:rPr>
-        <w:t>nc</w:t>
-      </w:r>
-      <w:proofErr w:type="spellEnd"/>
-      <w:r>
-        <w:rPr>
-          <w:rFonts w:ascii="Times New Roman" w:hAnsi="Times New Roman"/>
-          <w:lang w:val="en-US" w:eastAsia="en-US"/>
-        </w:rPr>
-        <w:t xml:space="preserve"> -l 8090</w:t>
-      </w:r>
-    </w:p>
-    <w:p>
-      <w:pPr>
-        <w:pStyle w:val="afc"/>
-        <w:rPr>
-          <w:rFonts w:ascii="Times New Roman" w:hAnsi="Times New Roman"/>
-          <w:lang w:val="en-US" w:eastAsia="en-US"/>
-        </w:rPr>
-      </w:pPr>
-      <w:r>
-        <w:rPr>
-          <w:rFonts w:ascii="Times New Roman" w:hAnsi="Times New Roman"/>
-          <w:lang w:val="en-US" w:eastAsia="en-US"/>
-        </w:rPr>
-        <w:tab/>
-      </w:r>
-      <w:r>
-        <w:rPr>
-          <w:rFonts w:ascii="Times New Roman" w:hAnsi="Times New Roman"/>
-          <w:lang w:val="en-US" w:eastAsia="en-US"/>
-        </w:rPr>
-        <w:tab/>
-        <w:t>;;</w:t>
-      </w:r>
-    </w:p>
-    <w:p>
-      <w:pPr>
-        <w:pStyle w:val="afc"/>
-        <w:rPr>
-          <w:rFonts w:ascii="Times New Roman" w:hAnsi="Times New Roman"/>
-          <w:lang w:val="en-US" w:eastAsia="en-US"/>
-        </w:rPr>
-      </w:pPr>
-      <w:r>
-        <w:rPr>
-          <w:rFonts w:ascii="Times New Roman" w:hAnsi="Times New Roman"/>
-          <w:lang w:val="en-US" w:eastAsia="en-US"/>
-        </w:rPr>
-        <w:tab/>
-        <w:t>*)</w:t>
-      </w:r>
-    </w:p>
-    <w:p>
-      <w:pPr>
-        <w:pStyle w:val="afc"/>
-        <w:rPr>
-          <w:rFonts w:ascii="Times New Roman" w:hAnsi="Times New Roman"/>
-          <w:lang w:eastAsia="en-US"/>
-        </w:rPr>
-      </w:pPr>
-      <w:r>
-        <w:rPr>
-          <w:rFonts w:ascii="Times New Roman" w:hAnsi="Times New Roman"/>
-          <w:lang w:val="en-US" w:eastAsia="en-US"/>
-        </w:rPr>
-        <w:tab/>
-        <w:t>echo</w:t>
-      </w:r>
-      <w:r>
-        <w:rPr>
-          <w:rFonts w:ascii="Times New Roman" w:hAnsi="Times New Roman"/>
-          <w:lang w:eastAsia="en-US"/>
-        </w:rPr>
-        <w:t xml:space="preserve"> “Режим задан не корректно”</w:t>
-      </w:r>
-    </w:p>
-    <w:p>
-      <w:pPr>
-        <w:pStyle w:val="afc"/>
-        <w:rPr>
-          <w:rFonts w:ascii="Times New Roman" w:hAnsi="Times New Roman"/>
-          <w:lang w:val="en-US" w:eastAsia="en-US"/>
-        </w:rPr>
-      </w:pPr>
-      <w:proofErr w:type="spellStart"/>
-      <w:r>
-        <w:rPr>
-          <w:rFonts w:ascii="Times New Roman" w:hAnsi="Times New Roman"/>
-          <w:lang w:val="en-US" w:eastAsia="en-US"/>
-        </w:rPr>
-        <w:t>esac</w:t>
-      </w:r>
-      <w:proofErr w:type="spellEnd"/>
-    </w:p>
-    <w:p>
-      <w:pPr>
-        <w:pStyle w:val="afc"/>
-        <w:rPr>
-          <w:rFonts w:ascii="Times New Roman" w:hAnsi="Times New Roman"/>
-          <w:lang w:val="en-US" w:eastAsia="en-US"/>
-        </w:rPr>
-      </w:pPr>
-    </w:p>
-    <w:p>
-      <w:pPr>
-        <w:rPr>
-          <w:lang w:eastAsia="en-US"/>
-        </w:rPr>
-      </w:pPr>
-      <w:r>
-        <w:rPr>
-          <w:lang w:eastAsia="en-US"/>
-        </w:rPr>
-        <w:t>Далее при вызове</w:t>
-      </w:r>
-      <w:r>
-        <w:rPr>
-          <w:lang w:eastAsia="en-US"/>
-        </w:rPr>
-        <w:t xml:space="preserve"> (в режиме клиента)</w:t>
-      </w:r>
-      <w:r>
-        <w:rPr>
-          <w:lang w:eastAsia="en-US"/>
-        </w:rPr>
-        <w:t>:</w:t>
-      </w:r>
-    </w:p>
-    <w:p>
-      <w:pPr>
-        <w:pStyle w:val="afc"/>
-        <w:rPr>
-          <w:rFonts w:ascii="Times New Roman" w:hAnsi="Times New Roman"/>
-          <w:lang w:eastAsia="en-US"/>
-        </w:rPr>
-      </w:pPr>
-      <w:proofErr w:type="spellStart"/>
-      <w:r>
-        <w:rPr>
-          <w:rFonts w:ascii="Times New Roman" w:hAnsi="Times New Roman"/>
-          <w:lang w:val="en-US" w:eastAsia="en-US"/>
-        </w:rPr>
-        <w:t>nc</w:t>
-      </w:r>
-      <w:proofErr w:type="spellEnd"/>
-      <w:r>
-        <w:rPr>
-          <w:rFonts w:ascii="Times New Roman" w:hAnsi="Times New Roman"/>
-          <w:lang w:eastAsia="en-US"/>
-        </w:rPr>
-        <w:t xml:space="preserve"> 7.8.3.2 8090 </w:t>
-      </w:r>
-    </w:p>
-    <w:p>
-      <w:pPr>
-        <w:rPr>
-          <w:lang w:eastAsia="en-US"/>
-        </w:rPr>
-      </w:pPr>
-      <w:r>
-        <w:rPr>
-          <w:lang w:eastAsia="en-US"/>
-        </w:rPr>
-        <w:t xml:space="preserve">Приходит ответ: </w:t>
-      </w:r>
-    </w:p>
-    <w:p>
-      <w:pPr>
-        <w:pStyle w:val="afc"/>
-        <w:rPr>
-          <w:rFonts w:ascii="Times New Roman" w:hAnsi="Times New Roman"/>
-          <w:lang w:eastAsia="en-US"/>
-        </w:rPr>
-      </w:pPr>
-      <w:r>
-        <w:rPr>
-          <w:rFonts w:ascii="Times New Roman" w:hAnsi="Times New Roman"/>
-          <w:lang w:val="en-US" w:eastAsia="en-US"/>
-        </w:rPr>
-        <w:t xml:space="preserve">Artem </w:t>
-      </w:r>
-      <w:proofErr w:type="spellStart"/>
-      <w:r>
-        <w:rPr>
-          <w:rFonts w:ascii="Times New Roman" w:hAnsi="Times New Roman"/>
-          <w:lang w:val="en-US" w:eastAsia="en-US"/>
-        </w:rPr>
-        <w:t>Bardyshev</w:t>
-      </w:r>
-      <w:proofErr w:type="spellEnd"/>
-    </w:p>
-    <w:p>
-      <w:pPr>
-        <w:rPr>
-          <w:lang w:eastAsia="en-US"/>
-        </w:rPr>
-      </w:pPr>
-      <w:r>
-        <w:rPr>
-          <w:lang w:eastAsia="en-US"/>
-        </w:rPr>
-        <w:t>Так же</w:t>
-      </w:r>
-      <w:r>
-        <w:rPr>
-          <w:lang w:eastAsia="en-US"/>
-        </w:rPr>
-        <w:t xml:space="preserve"> при вызове (в режиме </w:t>
-      </w:r>
-      <w:r>
-        <w:rPr>
-          <w:lang w:eastAsia="en-US"/>
-        </w:rPr>
-        <w:t>сервера</w:t>
-      </w:r>
-      <w:r>
-        <w:rPr>
-          <w:lang w:eastAsia="en-US"/>
-        </w:rPr>
-        <w:t>):</w:t>
-      </w:r>
-    </w:p>
-    <w:p>
-      <w:pPr>
-        <w:pStyle w:val="afc"/>
-        <w:rPr>
-          <w:rFonts w:ascii="Times New Roman" w:hAnsi="Times New Roman"/>
-          <w:lang w:eastAsia="en-US"/>
-        </w:rPr>
-      </w:pPr>
-      <w:proofErr w:type="spellStart"/>
-      <w:r>
-        <w:rPr>
-          <w:rFonts w:ascii="Times New Roman" w:hAnsi="Times New Roman"/>
-          <w:lang w:val="en-US" w:eastAsia="en-US"/>
-        </w:rPr>
-        <w:t>nc</w:t>
-      </w:r>
-      <w:proofErr w:type="spellEnd"/>
-      <w:r>
-        <w:rPr>
-          <w:rFonts w:ascii="Times New Roman" w:hAnsi="Times New Roman"/>
-          <w:lang w:eastAsia="en-US"/>
-        </w:rPr>
-        <w:t xml:space="preserve"> </w:t>
-      </w:r>
-      <w:r>
-        <w:rPr>
-          <w:rFonts w:ascii="Times New Roman" w:hAnsi="Times New Roman"/>
-          <w:lang w:eastAsia="en-US"/>
-        </w:rPr>
-        <w:t>-</w:t>
-      </w:r>
-      <w:r>
-        <w:rPr>
-          <w:rFonts w:ascii="Times New Roman" w:hAnsi="Times New Roman"/>
-          <w:lang w:val="en-US" w:eastAsia="en-US"/>
-        </w:rPr>
-        <w:t>l</w:t>
-      </w:r>
-      <w:r>
-        <w:rPr>
-          <w:rFonts w:ascii="Times New Roman" w:hAnsi="Times New Roman"/>
-          <w:lang w:eastAsia="en-US"/>
-        </w:rPr>
-        <w:t xml:space="preserve"> 8090 </w:t>
-      </w:r>
-    </w:p>
-    <w:p>
-      <w:pPr>
-        <w:rPr>
-          <w:lang w:eastAsia="en-US"/>
-        </w:rPr>
-      </w:pPr>
-      <w:r>
-        <w:rPr>
-          <w:lang w:eastAsia="en-US"/>
-        </w:rPr>
-        <w:t xml:space="preserve">Приходит ответ: </w:t>
-      </w:r>
-    </w:p>
-    <w:p>
-      <w:pPr>
-        <w:pStyle w:val="afc"/>
-        <w:rPr>
-          <w:rFonts w:ascii="Times New Roman" w:hAnsi="Times New Roman"/>
-          <w:lang w:val="en-US" w:eastAsia="en-US"/>
-        </w:rPr>
-      </w:pPr>
-      <w:r>
-        <w:rPr>
-          <w:rFonts w:ascii="Times New Roman" w:hAnsi="Times New Roman"/>
-          <w:lang w:val="en-US" w:eastAsia="en-US"/>
-        </w:rPr>
-        <w:t>Artem</w:t>
-      </w:r>
-      <w:r>
-        <w:rPr>
-          <w:rFonts w:ascii="Times New Roman" w:hAnsi="Times New Roman"/>
-          <w:lang w:eastAsia="en-US"/>
-        </w:rPr>
-        <w:t xml:space="preserve"> </w:t>
-      </w:r>
-      <w:proofErr w:type="spellStart"/>
-      <w:r>
-        <w:rPr>
-          <w:rFonts w:ascii="Times New Roman" w:hAnsi="Times New Roman"/>
-          <w:lang w:val="en-US" w:eastAsia="en-US"/>
-        </w:rPr>
-        <w:t>Bardyshev</w:t>
-      </w:r>
-      <w:proofErr w:type="spellEnd"/>
-    </w:p>
-    <w:p>
-      <w:pPr>
-        <w:pStyle w:val="afc"/>
-        <w:rPr>
-          <w:rFonts w:ascii="Times New Roman" w:hAnsi="Times New Roman"/>
-          <w:lang w:val="en-US" w:eastAsia="en-US"/>
+          <w:lang w:eastAsia="en-US"/>
         </w:rPr>
       </w:pPr>
     </w:p>
@@ -5038,6 +4900,7 @@
       <w:r>
         <w:rPr>
           <w:rFonts w:cs="Times New Roman"/>
+          <w:noProof/>
           <w:lang w:val="en-US" w:eastAsia="en-US"/>
         </w:rPr>
         <w:drawing>
@@ -5064,7 +4927,7 @@
                     <pic:cNvPicPr/>
                   </pic:nvPicPr>
                   <pic:blipFill>
-                    <a:blip r:embed="rId27">
+                    <a:blip r:embed="rId29">
                       <a:extLst>
                         <a:ext uri="{28A0092B-C50C-407E-A947-70E740481C1C}">
                           <a14:useLocalDpi xmlns:a14="http://schemas.microsoft.com/office/drawing/2010/main" val="0"/>
@@ -5115,23 +4978,7 @@
           <w:rFonts w:cs="Times New Roman"/>
           <w:lang w:eastAsia="en-US"/>
         </w:rPr>
-        <w:t>−пакетов (</w:t>
-      </w:r>
-      <w:proofErr w:type="spellStart"/>
-      <w:r>
-        <w:rPr>
-          <w:rFonts w:cs="Times New Roman"/>
-          <w:lang w:eastAsia="en-US"/>
-        </w:rPr>
-        <w:t>утилете</w:t>
-      </w:r>
-      <w:proofErr w:type="spellEnd"/>
-      <w:r>
-        <w:rPr>
-          <w:rFonts w:cs="Times New Roman"/>
-          <w:lang w:eastAsia="en-US"/>
-        </w:rPr>
-        <w:t xml:space="preserve"> не удаётся установить соединение)</w:t>
+        <w:t>−пакетов (утилете не удаётся установить соединение)</w:t>
       </w:r>
       <w:bookmarkEnd w:id="9"/>
     </w:p>
@@ -5146,6 +4993,7 @@
       <w:r>
         <w:rPr>
           <w:rFonts w:ascii="Times New Roman" w:hAnsi="Times New Roman"/>
+          <w:noProof/>
           <w:lang w:eastAsia="en-US"/>
         </w:rPr>
         <w:drawing>
@@ -5164,7 +5012,7 @@
                     <pic:cNvPicPr/>
                   </pic:nvPicPr>
                   <pic:blipFill>
-                    <a:blip r:embed="rId28"/>
+                    <a:blip r:embed="rId30"/>
                     <a:stretch>
                       <a:fillRect/>
                     </a:stretch>
@@ -5196,6 +5044,7 @@
       <w:r>
         <w:rPr>
           <w:rFonts w:ascii="Times New Roman" w:hAnsi="Times New Roman"/>
+          <w:noProof/>
           <w:lang w:val="en-US" w:eastAsia="en-US"/>
         </w:rPr>
         <w:drawing>
@@ -5214,7 +5063,7 @@
                     <pic:cNvPicPr/>
                   </pic:nvPicPr>
                   <pic:blipFill>
-                    <a:blip r:embed="rId29"/>
+                    <a:blip r:embed="rId31"/>
                     <a:stretch>
                       <a:fillRect/>
                     </a:stretch>
@@ -5247,6 +5096,7 @@
       <w:r>
         <w:rPr>
           <w:rFonts w:cs="Times New Roman"/>
+          <w:noProof/>
           <w:lang w:val="en-US" w:eastAsia="en-US"/>
         </w:rPr>
         <w:drawing>
@@ -5273,7 +5123,7 @@
                     <pic:cNvPicPr/>
                   </pic:nvPicPr>
                   <pic:blipFill>
-                    <a:blip r:embed="rId30">
+                    <a:blip r:embed="rId32">
                       <a:extLst>
                         <a:ext uri="{28A0092B-C50C-407E-A947-70E740481C1C}">
                           <a14:useLocalDpi xmlns:a14="http://schemas.microsoft.com/office/drawing/2010/main" val="0"/>
@@ -5308,6 +5158,7 @@
       <w:r>
         <w:rPr>
           <w:rFonts w:cs="Times New Roman"/>
+          <w:noProof/>
           <w:lang w:val="en-US" w:eastAsia="en-US"/>
         </w:rPr>
         <w:drawing>
@@ -5334,7 +5185,7 @@
                     <pic:cNvPicPr/>
                   </pic:nvPicPr>
                   <pic:blipFill>
-                    <a:blip r:embed="rId31">
+                    <a:blip r:embed="rId33">
                       <a:extLst>
                         <a:ext uri="{28A0092B-C50C-407E-A947-70E740481C1C}">
                           <a14:useLocalDpi xmlns:a14="http://schemas.microsoft.com/office/drawing/2010/main" val="0"/>
@@ -5395,6 +5246,7 @@
       <w:r>
         <w:rPr>
           <w:rFonts w:cs="Times New Roman"/>
+          <w:noProof/>
           <w:lang w:val="en-US" w:eastAsia="en-US"/>
         </w:rPr>
         <w:drawing>
@@ -5421,7 +5273,7 @@
                     <pic:cNvPicPr/>
                   </pic:nvPicPr>
                   <pic:blipFill>
-                    <a:blip r:embed="rId32">
+                    <a:blip r:embed="rId34">
                       <a:extLst>
                         <a:ext uri="{28A0092B-C50C-407E-A947-70E740481C1C}">
                           <a14:useLocalDpi xmlns:a14="http://schemas.microsoft.com/office/drawing/2010/main" val="0"/>
@@ -5456,6 +5308,7 @@
       <w:r>
         <w:rPr>
           <w:rFonts w:cs="Times New Roman"/>
+          <w:noProof/>
           <w:lang w:eastAsia="en-US"/>
         </w:rPr>
         <w:drawing>
@@ -5482,7 +5335,7 @@
                     <pic:cNvPicPr/>
                   </pic:nvPicPr>
                   <pic:blipFill>
-                    <a:blip r:embed="rId33">
+                    <a:blip r:embed="rId35">
                       <a:extLst>
                         <a:ext uri="{28A0092B-C50C-407E-A947-70E740481C1C}">
                           <a14:useLocalDpi xmlns:a14="http://schemas.microsoft.com/office/drawing/2010/main" val="0"/>
@@ -5529,6 +5382,7 @@
       <w:r>
         <w:rPr>
           <w:rFonts w:cs="Times New Roman"/>
+          <w:noProof/>
           <w:lang w:eastAsia="en-US"/>
         </w:rPr>
         <w:drawing>
@@ -5555,7 +5409,7 @@
                     <pic:cNvPicPr/>
                   </pic:nvPicPr>
                   <pic:blipFill>
-                    <a:blip r:embed="rId34">
+                    <a:blip r:embed="rId36">
                       <a:extLst>
                         <a:ext uri="{28A0092B-C50C-407E-A947-70E740481C1C}">
                           <a14:useLocalDpi xmlns:a14="http://schemas.microsoft.com/office/drawing/2010/main" val="0"/>
@@ -5630,6 +5484,7 @@
       <w:r>
         <w:rPr>
           <w:rFonts w:cs="Times New Roman"/>
+          <w:noProof/>
           <w:lang w:eastAsia="en-US"/>
         </w:rPr>
         <w:lastRenderedPageBreak/>
@@ -5657,7 +5512,7 @@
                     <pic:cNvPicPr/>
                   </pic:nvPicPr>
                   <pic:blipFill>
-                    <a:blip r:embed="rId35">
+                    <a:blip r:embed="rId37">
                       <a:extLst>
                         <a:ext uri="{28A0092B-C50C-407E-A947-70E740481C1C}">
                           <a14:useLocalDpi xmlns:a14="http://schemas.microsoft.com/office/drawing/2010/main" val="0"/>
@@ -5686,6 +5541,7 @@
       <w:r>
         <w:rPr>
           <w:rFonts w:cs="Times New Roman"/>
+          <w:noProof/>
           <w:lang w:eastAsia="en-US"/>
         </w:rPr>
         <w:drawing>
@@ -5712,7 +5568,7 @@
                     <pic:cNvPicPr/>
                   </pic:nvPicPr>
                   <pic:blipFill>
-                    <a:blip r:embed="rId36">
+                    <a:blip r:embed="rId38">
                       <a:extLst>
                         <a:ext uri="{28A0092B-C50C-407E-A947-70E740481C1C}">
                           <a14:useLocalDpi xmlns:a14="http://schemas.microsoft.com/office/drawing/2010/main" val="0"/>
@@ -5741,6 +5597,7 @@
       <w:r>
         <w:rPr>
           <w:rFonts w:cs="Times New Roman"/>
+          <w:noProof/>
           <w:lang w:eastAsia="en-US"/>
         </w:rPr>
         <w:drawing>
@@ -5767,7 +5624,7 @@
                     <pic:cNvPicPr/>
                   </pic:nvPicPr>
                   <pic:blipFill>
-                    <a:blip r:embed="rId37">
+                    <a:blip r:embed="rId39">
                       <a:extLst>
                         <a:ext uri="{28A0092B-C50C-407E-A947-70E740481C1C}">
                           <a14:useLocalDpi xmlns:a14="http://schemas.microsoft.com/office/drawing/2010/main" val="0"/>
@@ -5844,28 +5701,7 @@
           <w:rFonts w:cs="Times New Roman"/>
           <w:lang w:eastAsia="en-US"/>
         </w:rPr>
-        <w:t xml:space="preserve"> </w:t>
-      </w:r>
-      <w:r>
-        <w:rPr>
-          <w:rFonts w:cs="Times New Roman"/>
-          <w:lang w:eastAsia="en-US"/>
-        </w:rPr>
-        <w:t xml:space="preserve">(Рисунок </w:t>
-      </w:r>
-      <w:r>
-        <w:rPr>
-          <w:rFonts w:cs="Times New Roman"/>
-          <w:lang w:eastAsia="en-US"/>
-        </w:rPr>
-        <w:t>4.5</w:t>
-      </w:r>
-      <w:r>
-        <w:rPr>
-          <w:rFonts w:cs="Times New Roman"/>
-          <w:lang w:eastAsia="en-US"/>
-        </w:rPr>
-        <w:t>)</w:t>
+        <w:t xml:space="preserve"> (Рисунок 4.5)</w:t>
       </w:r>
       <w:bookmarkEnd w:id="14"/>
     </w:p>
@@ -5994,6 +5830,7 @@
       </w:pPr>
       <w:r>
         <w:rPr>
+          <w:noProof/>
           <w:lang w:eastAsia="en-US"/>
         </w:rPr>
         <w:drawing>
@@ -6020,7 +5857,7 @@
                     <pic:cNvPicPr/>
                   </pic:nvPicPr>
                   <pic:blipFill>
-                    <a:blip r:embed="rId38">
+                    <a:blip r:embed="rId40">
                       <a:extLst>
                         <a:ext uri="{28A0092B-C50C-407E-A947-70E740481C1C}">
                           <a14:useLocalDpi xmlns:a14="http://schemas.microsoft.com/office/drawing/2010/main" val="0"/>
@@ -6048,6 +5885,7 @@
       </w:r>
       <w:r>
         <w:rPr>
+          <w:noProof/>
           <w:lang w:eastAsia="en-US"/>
         </w:rPr>
         <w:drawing>
@@ -6074,7 +5912,7 @@
                     <pic:cNvPicPr/>
                   </pic:nvPicPr>
                   <pic:blipFill>
-                    <a:blip r:embed="rId39">
+                    <a:blip r:embed="rId41">
                       <a:extLst>
                         <a:ext uri="{28A0092B-C50C-407E-A947-70E740481C1C}">
                           <a14:useLocalDpi xmlns:a14="http://schemas.microsoft.com/office/drawing/2010/main" val="0"/>
@@ -6129,6 +5967,7 @@
       </w:pPr>
       <w:r>
         <w:rPr>
+          <w:noProof/>
           <w:lang w:eastAsia="en-US"/>
         </w:rPr>
         <w:lastRenderedPageBreak/>
@@ -6156,7 +5995,7 @@
                     <pic:cNvPicPr/>
                   </pic:nvPicPr>
                   <pic:blipFill>
-                    <a:blip r:embed="rId40">
+                    <a:blip r:embed="rId42">
                       <a:extLst>
                         <a:ext uri="{28A0092B-C50C-407E-A947-70E740481C1C}">
                           <a14:useLocalDpi xmlns:a14="http://schemas.microsoft.com/office/drawing/2010/main" val="0"/>
@@ -6190,6 +6029,7 @@
       </w:r>
       <w:r>
         <w:rPr>
+          <w:noProof/>
           <w:lang w:eastAsia="en-US"/>
         </w:rPr>
         <w:drawing>
@@ -6216,7 +6056,7 @@
                     <pic:cNvPicPr/>
                   </pic:nvPicPr>
                   <pic:blipFill>
-                    <a:blip r:embed="rId41">
+                    <a:blip r:embed="rId43">
                       <a:extLst>
                         <a:ext uri="{28A0092B-C50C-407E-A947-70E740481C1C}">
                           <a14:useLocalDpi xmlns:a14="http://schemas.microsoft.com/office/drawing/2010/main" val="0"/>
@@ -6244,6 +6084,7 @@
       </w:r>
       <w:r>
         <w:rPr>
+          <w:noProof/>
           <w:lang w:eastAsia="en-US"/>
         </w:rPr>
         <w:drawing>
@@ -6270,7 +6111,7 @@
                     <pic:cNvPicPr/>
                   </pic:nvPicPr>
                   <pic:blipFill>
-                    <a:blip r:embed="rId42">
+                    <a:blip r:embed="rId44">
                       <a:extLst>
                         <a:ext uri="{28A0092B-C50C-407E-A947-70E740481C1C}">
                           <a14:useLocalDpi xmlns:a14="http://schemas.microsoft.com/office/drawing/2010/main" val="0"/>
@@ -6318,6 +6159,7 @@
       </w:pPr>
       <w:r>
         <w:rPr>
+          <w:noProof/>
           <w:lang w:eastAsia="en-US"/>
         </w:rPr>
         <w:lastRenderedPageBreak/>
@@ -6345,7 +6187,7 @@
                     <pic:cNvPicPr/>
                   </pic:nvPicPr>
                   <pic:blipFill>
-                    <a:blip r:embed="rId43">
+                    <a:blip r:embed="rId45">
                       <a:extLst>
                         <a:ext uri="{28A0092B-C50C-407E-A947-70E740481C1C}">
                           <a14:useLocalDpi xmlns:a14="http://schemas.microsoft.com/office/drawing/2010/main" val="0"/>
@@ -6389,6 +6231,7 @@
       </w:pPr>
       <w:r>
         <w:rPr>
+          <w:noProof/>
           <w:lang w:eastAsia="en-US"/>
         </w:rPr>
         <w:drawing>
@@ -6415,7 +6258,7 @@
                     <pic:cNvPicPr/>
                   </pic:nvPicPr>
                   <pic:blipFill>
-                    <a:blip r:embed="rId44">
+                    <a:blip r:embed="rId46">
                       <a:extLst>
                         <a:ext uri="{28A0092B-C50C-407E-A947-70E740481C1C}">
                           <a14:useLocalDpi xmlns:a14="http://schemas.microsoft.com/office/drawing/2010/main" val="0"/>
@@ -6459,6 +6302,7 @@
       </w:pPr>
       <w:r>
         <w:rPr>
+          <w:noProof/>
           <w:lang w:eastAsia="en-US"/>
         </w:rPr>
         <w:drawing>
@@ -6485,7 +6329,7 @@
                     <pic:cNvPicPr/>
                   </pic:nvPicPr>
                   <pic:blipFill>
-                    <a:blip r:embed="rId45">
+                    <a:blip r:embed="rId47">
                       <a:extLst>
                         <a:ext uri="{28A0092B-C50C-407E-A947-70E740481C1C}">
                           <a14:useLocalDpi xmlns:a14="http://schemas.microsoft.com/office/drawing/2010/main" val="0"/>
@@ -6540,28 +6384,7 @@
           <w:rFonts w:cs="Times New Roman"/>
           <w:lang w:eastAsia="en-US"/>
         </w:rPr>
-        <w:t xml:space="preserve"> </w:t>
-      </w:r>
-      <w:r>
-        <w:rPr>
-          <w:rFonts w:cs="Times New Roman"/>
-          <w:lang w:eastAsia="en-US"/>
-        </w:rPr>
-        <w:t xml:space="preserve">(Рисунок </w:t>
-      </w:r>
-      <w:r>
-        <w:rPr>
-          <w:rFonts w:cs="Times New Roman"/>
-          <w:lang w:eastAsia="en-US"/>
-        </w:rPr>
-        <w:t>4.5</w:t>
-      </w:r>
-      <w:r>
-        <w:rPr>
-          <w:rFonts w:cs="Times New Roman"/>
-          <w:lang w:eastAsia="en-US"/>
-        </w:rPr>
-        <w:t>)</w:t>
+        <w:t xml:space="preserve"> (Рисунок 4.5)</w:t>
       </w:r>
       <w:bookmarkEnd w:id="15"/>
     </w:p>
@@ -6586,33 +6409,57 @@
         <w:pStyle w:val="afc"/>
         <w:rPr>
           <w:rFonts w:ascii="Times New Roman" w:hAnsi="Times New Roman"/>
-          <w:lang w:val="en-US" w:eastAsia="en-US"/>
-        </w:rPr>
-      </w:pPr>
-      <w:proofErr w:type="gramStart"/>
+          <w:lang w:eastAsia="en-US"/>
+        </w:rPr>
+      </w:pPr>
+      <w:r>
+        <w:rPr>
+          <w:rFonts w:ascii="Times New Roman" w:hAnsi="Times New Roman"/>
+          <w:lang w:eastAsia="en-US"/>
+        </w:rPr>
+        <w:t>./</w:t>
+      </w:r>
       <w:r>
         <w:rPr>
           <w:rFonts w:ascii="Times New Roman" w:hAnsi="Times New Roman"/>
           <w:lang w:val="en-US" w:eastAsia="en-US"/>
         </w:rPr>
-        <w:t>./</w:t>
-      </w:r>
-      <w:proofErr w:type="spellStart"/>
-      <w:proofErr w:type="gramEnd"/>
+        <w:t>form</w:t>
+      </w:r>
+      <w:r>
+        <w:rPr>
+          <w:rFonts w:ascii="Times New Roman" w:hAnsi="Times New Roman"/>
+          <w:lang w:eastAsia="en-US"/>
+        </w:rPr>
+        <w:t>_</w:t>
+      </w:r>
       <w:r>
         <w:rPr>
           <w:rFonts w:ascii="Times New Roman" w:hAnsi="Times New Roman"/>
           <w:lang w:val="en-US" w:eastAsia="en-US"/>
         </w:rPr>
-        <w:t>form_topology</w:t>
-      </w:r>
-      <w:proofErr w:type="spellEnd"/>
+        <w:t>topology</w:t>
+      </w:r>
+      <w:r>
+        <w:rPr>
+          <w:rFonts w:ascii="Times New Roman" w:hAnsi="Times New Roman"/>
+          <w:lang w:eastAsia="en-US"/>
+        </w:rPr>
+        <w:t xml:space="preserve"> 1 </w:t>
+      </w:r>
       <w:r>
         <w:rPr>
           <w:rFonts w:ascii="Times New Roman" w:hAnsi="Times New Roman"/>
           <w:lang w:val="en-US" w:eastAsia="en-US"/>
         </w:rPr>
-        <w:t xml:space="preserve"> 1 IPv6</w:t>
+        <w:t>IPv</w:t>
+      </w:r>
+      <w:r>
+        <w:rPr>
+          <w:rFonts w:ascii="Times New Roman" w:hAnsi="Times New Roman"/>
+          <w:lang w:eastAsia="en-US"/>
+        </w:rPr>
+        <w:t>6</w:t>
       </w:r>
     </w:p>
     <w:p>
@@ -6655,6 +6502,7 @@
       </w:pPr>
       <w:r>
         <w:rPr>
+          <w:noProof/>
           <w:lang w:eastAsia="en-US"/>
         </w:rPr>
         <w:drawing>
@@ -6681,7 +6529,7 @@
                     <pic:cNvPicPr/>
                   </pic:nvPicPr>
                   <pic:blipFill>
-                    <a:blip r:embed="rId46">
+                    <a:blip r:embed="rId48">
                       <a:extLst>
                         <a:ext uri="{28A0092B-C50C-407E-A947-70E740481C1C}">
                           <a14:useLocalDpi xmlns:a14="http://schemas.microsoft.com/office/drawing/2010/main" val="0"/>
@@ -6709,6 +6557,7 @@
       </w:r>
       <w:r>
         <w:rPr>
+          <w:noProof/>
           <w:lang w:eastAsia="en-US"/>
         </w:rPr>
         <w:drawing>
@@ -6735,7 +6584,7 @@
                     <pic:cNvPicPr/>
                   </pic:nvPicPr>
                   <pic:blipFill>
-                    <a:blip r:embed="rId47">
+                    <a:blip r:embed="rId49">
                       <a:extLst>
                         <a:ext uri="{28A0092B-C50C-407E-A947-70E740481C1C}">
                           <a14:useLocalDpi xmlns:a14="http://schemas.microsoft.com/office/drawing/2010/main" val="0"/>
@@ -6776,6 +6625,7 @@
       </w:pPr>
       <w:r>
         <w:rPr>
+          <w:noProof/>
           <w:lang w:eastAsia="en-US"/>
         </w:rPr>
         <w:drawing>
@@ -6802,7 +6652,7 @@
                     <pic:cNvPicPr/>
                   </pic:nvPicPr>
                   <pic:blipFill>
-                    <a:blip r:embed="rId48">
+                    <a:blip r:embed="rId50">
                       <a:extLst>
                         <a:ext uri="{28A0092B-C50C-407E-A947-70E740481C1C}">
                           <a14:useLocalDpi xmlns:a14="http://schemas.microsoft.com/office/drawing/2010/main" val="0"/>
@@ -6830,6 +6680,7 @@
       </w:r>
       <w:r>
         <w:rPr>
+          <w:noProof/>
           <w:lang w:eastAsia="en-US"/>
         </w:rPr>
         <w:drawing>
@@ -6856,7 +6707,7 @@
                     <pic:cNvPicPr/>
                   </pic:nvPicPr>
                   <pic:blipFill>
-                    <a:blip r:embed="rId49">
+                    <a:blip r:embed="rId51">
                       <a:extLst>
                         <a:ext uri="{28A0092B-C50C-407E-A947-70E740481C1C}">
                           <a14:useLocalDpi xmlns:a14="http://schemas.microsoft.com/office/drawing/2010/main" val="0"/>
@@ -6957,49 +6808,7 @@
         <w:rPr>
           <w:lang w:eastAsia="en-US"/>
         </w:rPr>
-        <w:t>pc</w:t>
-      </w:r>
-      <w:r>
-        <w:rPr>
-          <w:lang w:eastAsia="en-US"/>
-        </w:rPr>
-        <w:t xml:space="preserve">1, </w:t>
-      </w:r>
-      <w:r>
-        <w:rPr>
-          <w:lang w:eastAsia="en-US"/>
-        </w:rPr>
-        <w:t>pc</w:t>
-      </w:r>
-      <w:r>
-        <w:rPr>
-          <w:lang w:eastAsia="en-US"/>
-        </w:rPr>
-        <w:t xml:space="preserve">2, </w:t>
-      </w:r>
-      <w:r>
-        <w:rPr>
-          <w:lang w:eastAsia="en-US"/>
-        </w:rPr>
-        <w:t>pc</w:t>
-      </w:r>
-      <w:r>
-        <w:rPr>
-          <w:lang w:eastAsia="en-US"/>
-        </w:rPr>
-        <w:t xml:space="preserve">3, </w:t>
-      </w:r>
-      <w:r>
-        <w:rPr>
-          <w:lang w:eastAsia="en-US"/>
-        </w:rPr>
-        <w:t>pc</w:t>
-      </w:r>
-      <w:r>
-        <w:rPr>
-          <w:lang w:eastAsia="en-US"/>
-        </w:rPr>
-        <w:t xml:space="preserve">4, </w:t>
+        <w:t xml:space="preserve">pc1, pc2, pc3, pc4, </w:t>
       </w:r>
       <w:r>
         <w:rPr>
@@ -7041,6 +6850,7 @@
       </w:pPr>
       <w:r>
         <w:rPr>
+          <w:noProof/>
           <w:lang w:eastAsia="en-US"/>
         </w:rPr>
         <w:drawing>
@@ -7067,7 +6877,7 @@
                     <pic:cNvPicPr/>
                   </pic:nvPicPr>
                   <pic:blipFill>
-                    <a:blip r:embed="rId50">
+                    <a:blip r:embed="rId52">
                       <a:extLst>
                         <a:ext uri="{28A0092B-C50C-407E-A947-70E740481C1C}">
                           <a14:useLocalDpi xmlns:a14="http://schemas.microsoft.com/office/drawing/2010/main" val="0"/>
@@ -7111,14 +6921,12 @@
         </w:rPr>
         <w:t xml:space="preserve">, чтобы каждый раз не использовать </w:t>
       </w:r>
-      <w:proofErr w:type="spellStart"/>
       <w:r>
         <w:rPr>
           <w:lang w:val="en-US" w:eastAsia="en-US"/>
         </w:rPr>
         <w:t>sudo</w:t>
       </w:r>
-      <w:proofErr w:type="spellEnd"/>
       <w:r>
         <w:rPr>
           <w:lang w:eastAsia="en-US"/>
@@ -7134,6 +6942,7 @@
       </w:pPr>
       <w:r>
         <w:rPr>
+          <w:noProof/>
           <w:lang w:eastAsia="en-US"/>
         </w:rPr>
         <w:drawing>
@@ -7160,7 +6969,7 @@
                     <pic:cNvPicPr/>
                   </pic:nvPicPr>
                   <pic:blipFill>
-                    <a:blip r:embed="rId51">
+                    <a:blip r:embed="rId53">
                       <a:extLst>
                         <a:ext uri="{28A0092B-C50C-407E-A947-70E740481C1C}">
                           <a14:useLocalDpi xmlns:a14="http://schemas.microsoft.com/office/drawing/2010/main" val="0"/>
@@ -7190,21 +6999,7 @@
         <w:rPr>
           <w:lang w:eastAsia="en-US"/>
         </w:rPr>
-        <w:t xml:space="preserve">После чего для pc1 было настроено правило </w:t>
-      </w:r>
-      <w:proofErr w:type="gramStart"/>
-      <w:r>
-        <w:rPr>
-          <w:lang w:eastAsia="en-US"/>
-        </w:rPr>
-        <w:t>для рассылке</w:t>
-      </w:r>
-      <w:proofErr w:type="gramEnd"/>
-      <w:r>
-        <w:rPr>
-          <w:lang w:eastAsia="en-US"/>
-        </w:rPr>
-        <w:t xml:space="preserve"> пакетов на адреса 3 смежных машин:</w:t>
+        <w:t>После чего для pc1 было настроено правило для рассылке пакетов на адреса 3 смежных машин:</w:t>
       </w:r>
     </w:p>
     <w:p>
@@ -7230,29 +7025,18 @@
         <w:rPr>
           <w:lang w:eastAsia="en-US"/>
         </w:rPr>
-        <w:t>О</w:t>
-      </w:r>
-      <w:r>
-        <w:rPr>
-          <w:lang w:eastAsia="en-US"/>
-        </w:rPr>
-        <w:t>тправка с pc5 на pc3</w:t>
-      </w:r>
-      <w:r>
-        <w:rPr>
-          <w:lang w:eastAsia="en-US"/>
-        </w:rPr>
-        <w:t>:</w:t>
-      </w:r>
-    </w:p>
-    <w:p>
-      <w:pPr>
-        <w:rPr>
-          <w:lang w:eastAsia="en-US"/>
-        </w:rPr>
-      </w:pPr>
-      <w:r>
-        <w:rPr>
+        <w:t>Отправка с pc5 на pc3:</w:t>
+      </w:r>
+    </w:p>
+    <w:p>
+      <w:pPr>
+        <w:rPr>
+          <w:lang w:eastAsia="en-US"/>
+        </w:rPr>
+      </w:pPr>
+      <w:r>
+        <w:rPr>
+          <w:noProof/>
           <w:lang w:eastAsia="en-US"/>
         </w:rPr>
         <w:lastRenderedPageBreak/>
@@ -7280,7 +7064,7 @@
                     <pic:cNvPicPr/>
                   </pic:nvPicPr>
                   <pic:blipFill>
-                    <a:blip r:embed="rId52">
+                    <a:blip r:embed="rId54">
                       <a:extLst>
                         <a:ext uri="{28A0092B-C50C-407E-A947-70E740481C1C}">
                           <a14:useLocalDpi xmlns:a14="http://schemas.microsoft.com/office/drawing/2010/main" val="0"/>
@@ -7354,15 +7138,7 @@
     </w:p>
     <w:p>
       <w:r>
-        <w:t xml:space="preserve">1. Т. И. Алиев, В. В. Соснин, Д. Н. </w:t>
-      </w:r>
-      <w:proofErr w:type="spellStart"/>
-      <w:r>
-        <w:t>Шинкарук</w:t>
-      </w:r>
-      <w:proofErr w:type="spellEnd"/>
-      <w:r>
-        <w:t xml:space="preserve"> – Компьютерные сети и</w:t>
+        <w:t>1. Т. И. Алиев, В. В. Соснин, Д. Н. Шинкарук – Компьютерные сети и</w:t>
       </w:r>
       <w:r>
         <w:t xml:space="preserve"> </w:t>
@@ -7378,30 +7154,11 @@
     </w:p>
     <w:p>
       <w:r>
-        <w:t>3</w:t>
-      </w:r>
-      <w:r>
-        <w:t xml:space="preserve">. </w:t>
-      </w:r>
-      <w:proofErr w:type="spellStart"/>
-      <w:r>
-        <w:t>Олифер</w:t>
-      </w:r>
-      <w:proofErr w:type="spellEnd"/>
-      <w:r>
-        <w:t xml:space="preserve"> Виктор, </w:t>
-      </w:r>
-      <w:proofErr w:type="spellStart"/>
-      <w:r>
-        <w:t>Олифер</w:t>
-      </w:r>
-      <w:proofErr w:type="spellEnd"/>
-      <w:r>
-        <w:t xml:space="preserve"> Наталья. Компьютерные сети. Принципы, технологии, протоколы: Юбилейное издание. — СПб.: Питер, 2020. — 1008 с.: ил. — (Серия «Учебник для вузов»)</w:t>
+        <w:t>3. Олифер Виктор, Олифер Наталья. Компьютерные сети. Принципы, технологии, протоколы: Юбилейное издание. — СПб.: Питер, 2020. — 1008 с.: ил. — (Серия «Учебник для вузов»)</w:t>
       </w:r>
     </w:p>
     <w:sectPr>
-      <w:footerReference w:type="default" r:id="rId53"/>
+      <w:footerReference w:type="default" r:id="rId55"/>
       <w:pgSz w:w="11906" w:h="16838"/>
       <w:pgMar w:top="1134" w:right="850" w:bottom="1134" w:left="1701" w:header="708" w:footer="422" w:gutter="0"/>
       <w:cols w:space="708"/>
@@ -9216,6 +8973,7 @@
   <w:style w:type="character" w:default="1" w:styleId="a8">
     <w:name w:val="Default Paragraph Font"/>
     <w:uiPriority w:val="1"/>
+    <w:semiHidden/>
     <w:unhideWhenUsed/>
   </w:style>
   <w:style w:type="table" w:default="1" w:styleId="a9">
@@ -10199,6 +9957,33 @@
 </w:styles>
 </file>
 
+<file path=word/ink/ink1.xml><?xml version="1.0" encoding="utf-8"?>
+<inkml:ink xmlns:inkml="http://www.w3.org/2003/InkML">
+  <inkml:definitions>
+    <inkml:context xml:id="ctx0">
+      <inkml:inkSource xml:id="inkSrc0">
+        <inkml:traceFormat>
+          <inkml:channel name="X" type="integer" min="-2.14748E9" max="2.14748E9" units="cm"/>
+          <inkml:channel name="Y" type="integer" min="-2.14748E9" max="2.14748E9" units="cm"/>
+          <inkml:channel name="F" type="integer" max="32767" units="dev"/>
+        </inkml:traceFormat>
+        <inkml:channelProperties>
+          <inkml:channelProperty channel="X" name="resolution" value="1000" units="1/cm"/>
+          <inkml:channelProperty channel="Y" name="resolution" value="1000" units="1/cm"/>
+          <inkml:channelProperty channel="F" name="resolution" value="0" units="1/dev"/>
+        </inkml:channelProperties>
+      </inkml:inkSource>
+      <inkml:timestamp xml:id="ts0" timeString="2025-12-11T11:22:02.939"/>
+    </inkml:context>
+    <inkml:brush xml:id="br0">
+      <inkml:brushProperty name="width" value="0.035" units="cm"/>
+      <inkml:brushProperty name="height" value="0.035" units="cm"/>
+    </inkml:brush>
+  </inkml:definitions>
+  <inkml:trace contextRef="#ctx0" brushRef="#br0">339 1 24575,'0'45'0,"1"28"0,-3 0 0,-21 139 0,10-145 0,-15 60 0,27-122 0,-1-1 0,0 1 0,0-1 0,0 0 0,-1 0 0,1 0 0,-1 0 0,0 0 0,0 0 0,0-1 0,-1 1 0,1-1 0,-1 0 0,0 0 0,0-1 0,0 1 0,0-1 0,0 0 0,-1 0 0,1 0 0,-1 0 0,1-1 0,-1 0 0,0 0 0,0 0 0,1 0 0,-1-1 0,0 0 0,0 0 0,1 0 0,-1-1 0,0 1 0,0-1 0,1 0 0,-7-3 0,4 1 0,1-2 0,-1 1 0,1-1 0,0 1 0,1-2 0,-1 1 0,1-1 0,0 0 0,-6-9 0,-4-3 0,9 10 0,1 0 0,-1 0 0,1-1 0,1 1 0,0-1 0,0 0 0,0 0 0,1-1 0,1 1 0,0-1 0,-2-17 0,2-6 0,1 1 0,5-40 0,-4 68 0,1 1 0,-1-1 0,1 1 0,0-1 0,0 1 0,0-1 0,1 1 0,-1 0 0,1 0 0,0-1 0,0 1 0,0 0 0,0 0 0,0 1 0,4-4 0,-1 2 0,-1 0 0,1 0 0,0 1 0,1 0 0,-1 0 0,1 0 0,-1 1 0,9-3 0,7 0 0,0 1 0,0 0 0,1 2 0,21 0 0,-42 2 0,22-1 0,-1 1 0,29 4 0,-44-3 0,-1 0 0,1 0 0,-1 1 0,0 0 0,1 0 0,-1 1 0,0-1 0,-1 2 0,1-1 0,0 0 0,-1 1 0,8 7 0,-1 0 0,-1 1 0,-1 0 0,1 1 0,-2 0 0,0 0 0,-1 1 0,0 0 0,-1 1 0,0-1 0,7 27 0,-13-36 0,4 13 0,13 31 0,-16-44 0,0 0 0,1-1 0,0 1 0,0 0 0,0-1 0,1 0 0,-1 0 0,1 0 0,0 0 0,8 5 0,-7-5 0,0 1 0,0-1 0,0 1 0,-1 0 0,8 11 0,17 18 0,-23-28 0,1 0 0,1 0 0,-1-1 0,1 0 0,16 7 0,-22-11 0,1 0 0,-1 0 0,1 0 0,-1-1 0,1 1 0,0-1 0,0 0 0,-1 0 0,1 0 0,0 0 0,-1 0 0,1 0 0,0-1 0,-1 1 0,1-1 0,0 0 0,-1 0 0,1 0 0,-1 0 0,1 0 0,-1 0 0,0-1 0,1 1 0,2-3 0,3-5 0,1 0 0,-1 0 0,-1-1 0,0 0 0,0 0 0,-1 0 0,0-1 0,-1 0 0,0 0 0,-1-1 0,0 1 0,-1-1 0,3-17 0,-2 0 0,-1-1 0,-1 0 0,-2 0 0,-4-41 0,3 67 0,0-1 0,0 0 0,0 1 0,-1 0 0,0-1 0,1 1 0,-2 0 0,-3-6 0,6 9 0,0 1 0,-1-1 0,1 1 0,0-1 0,-1 1 0,1-1 0,0 1 0,-1-1 0,1 1 0,-1 0 0,1-1 0,-1 1 0,1 0 0,-1-1 0,1 1 0,-1 0 0,0 0 0,1 0 0,-1-1 0,1 1 0,-1 0 0,1 0 0,-1 0 0,0 0 0,1 0 0,-2 0 0,1 1 0,0 0 0,0 0 0,0-1 0,0 1 0,0 0 0,1 0 0,-1 0 0,0 0 0,0 0 0,1 1 0,-1-1 0,1 0 0,-1 0 0,1 0 0,-1 1 0,1-1 0,0 0 0,-1 2 0,-2 11 0,1-1 0,0 1 0,1 0 0,0 0 0,3 21 0,11 73 0,-10-92 0,-3-14 0,0 0 0,0 0 0,1 0 0,-1 0 0,1 0 0,0 0 0,0 0 0,0 0 0,-1-1 0,2 1 0,-1 0 0,0-1 0,0 1 0,0-1 0,1 1 0,-1-1 0,1 0 0,-1 1 0,1-1 0,-1 0 0,1 0 0,0 0 0,0 0 0,0 0 0,-1-1 0,1 1 0,0 0 0,0-1 0,0 0 0,0 1 0,0-1 0,0 0 0,0 0 0,0 0 0,0 0 0,0 0 0,0 0 0,0-1 0,0 1 0,2-2 0,2 1 0,0-1 0,-1 0 0,1 0 0,0 0 0,-1-1 0,0 0 0,1 0 0,-1 0 0,0 0 0,-1-1 0,1 0 0,5-6 0,-4 1 0,0 0 0,-1 0 0,0-1 0,-1 0 0,0 0 0,0 0 0,-1 0 0,0 0 0,-1-1 0,0 1 0,-1-1 0,0 0 0,-1 0 0,0 1 0,-2-15 0,1 77 0,1 53 0,0-102 0,0 0 0,1 0 0,0 0 0,0 0 0,0 0 0,0 0 0,0-1 0,1 1 0,-1 0 0,1 0 0,-1-1 0,1 1 0,0-1 0,0 0 0,1 1 0,-1-1 0,0 0 0,1 0 0,-1-1 0,1 1 0,-1 0 0,1-1 0,3 2 0,7 2 0,1 0 0,0 0 0,25 4 0,-12-4 0,48 17 0,-49-13 0,0-1 0,1-1 0,0-2 0,31 2 0,-55-6 0,0-1 0,-1 0 0,1 0 0,0-1 0,0 1 0,0 0 0,-1-1 0,1 0 0,0 0 0,-1 0 0,1 0 0,0 0 0,-1 0 0,1-1 0,-1 1 0,0-1 0,1 1 0,-1-1 0,0 0 0,0 0 0,2-3 0,0-1 0,-1 0 0,0 1 0,0-1 0,-1 0 0,0 0 0,0-1 0,0 1 0,0-10 0,0 7 0,-1 0 0,0-1 0,0 1 0,-2-13 0,1 19 0,-1 0 0,1-1 0,-1 1 0,0 0 0,0 0 0,0-1 0,0 1 0,-1 0 0,1 0 0,-1 0 0,1 1 0,-1-1 0,0 0 0,-1 0 0,-1-2 0,3 5 0,1-1 0,0 1 0,-1 0 0,1-1 0,0 1 0,-1 0 0,1-1 0,-1 1 0,1 0 0,-1 0 0,1-1 0,0 1 0,-1 0 0,1 0 0,-1 0 0,1 0 0,-1-1 0,1 1 0,-1 0 0,1 0 0,-1 0 0,1 0 0,-1 0 0,1 0 0,-1 0 0,1 0 0,-1 1 0,1-1 0,-1 0 0,1 0 0,-1 0 0,1 1 0,-1-1 0,1 0 0,-1 1 0,0 0 0,-1 1 0,1-1 0,0 1 0,1-1 0,-1 1 0,0-1 0,0 1 0,1 0 0,-1-1 0,0 4 0,0 2 0,-1 1 0,2-1 0,-1 1 0,1 10 0,1-12 0,1-1 0,0 1 0,0-1 0,0 1 0,1-1 0,-1 0 0,1 0 0,1 0 0,-1 0 0,1-1 0,-1 1 0,6 3 0,-1 0 0,-1-1 0,1-1 0,1 1 0,-1-1 0,1-1 0,9 5 0,-13-8 0,0 0 0,0 0 0,-1 0 0,1-1 0,0 0 0,0 0 0,0 0 0,0-1 0,1 1 0,-1-1 0,0-1 0,0 1 0,0-1 0,0 1 0,10-4 0,-11 2 0,0 0 0,0 0 0,0 0 0,0-1 0,0 1 0,-1-1 0,1 0 0,-1 0 0,0 0 0,0-1 0,0 1 0,0-1 0,0 0 0,-1 1 0,0-1 0,0 0 0,0-1 0,2-3 0,0-2 0,-1 0 0,1 0 0,-2 0 0,1-1 0,-2 1 0,2-15 0,-3 22 0,0-1 0,-1 1 0,1-1 0,-1 1 0,0-1 0,0 1 0,0 0 0,0-1 0,0 1 0,-1 0 0,1 0 0,-1 0 0,0 0 0,0 0 0,0 0 0,-1 1 0,1-1 0,-1 1 0,1-1 0,-1 1 0,0 0 0,-5-3 0,-20-10 0,-1 2 0,0 2 0,-1 0 0,-37-8 0,-54-19 0,94 29 0,0 1 0,-1 1 0,0 1 0,0 2 0,0 1 0,0 1 0,-42 2 0,59 0 0,-22 0 0,29 1 0,20-1 0,200 6 0,-170-1 0,0 1 0,77 21 0,-52-6 0,35 11 0,141 24 0,-192-51-57,103-3-1,-92-3-1192,-47 1-5576</inkml:trace>
+</inkml:ink>
+</file>
+
 <file path=word/theme/theme1.xml><?xml version="1.0" encoding="utf-8"?>
 <a:theme xmlns:a="http://schemas.openxmlformats.org/drawingml/2006/main" name="Тема Office">
   <a:themeElements>
